--- a/敌人创建指南.docx
+++ b/敌人创建指南.docx
@@ -1,6 +1,6 @@
 
 <file path=word/document.xml><?xml version="1.0" encoding="utf-8"?>
-<w:document xmlns:wpc="http://schemas.microsoft.com/office/word/2010/wordprocessingCanvas" xmlns:cx="http://schemas.microsoft.com/office/drawing/2014/chartex" xmlns:cx1="http://schemas.microsoft.com/office/drawing/2015/9/8/chartex" xmlns:cx2="http://schemas.microsoft.com/office/drawing/2015/10/21/chartex" xmlns:cx3="http://schemas.microsoft.com/office/drawing/2016/5/9/chartex" xmlns:cx4="http://schemas.microsoft.com/office/drawing/2016/5/10/chartex" xmlns:cx5="http://schemas.microsoft.com/office/drawing/2016/5/11/chartex" xmlns:cx6="http://schemas.microsoft.com/office/drawing/2016/5/12/chartex" xmlns:cx7="http://schemas.microsoft.com/office/drawing/2016/5/13/chartex" xmlns:cx8="http://schemas.microsoft.com/office/drawing/2016/5/14/chartex" xmlns:mc="http://schemas.openxmlformats.org/markup-compatibility/2006" xmlns:aink="http://schemas.microsoft.com/office/drawing/2016/ink" xmlns:am3d="http://schemas.microsoft.com/office/drawing/2017/model3d" xmlns:o="urn:schemas-microsoft-com:office:office" xmlns:oel="http://schemas.microsoft.com/office/2019/extlst" xmlns:r="http://schemas.openxmlformats.org/officeDocument/2006/relationships" xmlns:m="http://schemas.openxmlformats.org/officeDocument/2006/math" xmlns:v="urn:schemas-microsoft-com:vml" xmlns:wp14="http://schemas.microsoft.com/office/word/2010/wordprocessingDrawing" xmlns:wp="http://schemas.openxmlformats.org/drawingml/2006/wordprocessingDrawing" xmlns:w10="urn:schemas-microsoft-com:office:word" xmlns:w="http://schemas.openxmlformats.org/wordprocessingml/2006/main" xmlns:w14="http://schemas.microsoft.com/office/word/2010/wordml" xmlns:w15="http://schemas.microsoft.com/office/word/2012/wordml" xmlns:w16cex="http://schemas.microsoft.com/office/word/2018/wordml/cex" xmlns:w16cid="http://schemas.microsoft.com/office/word/2016/wordml/cid" xmlns:w16="http://schemas.microsoft.com/office/word/2018/wordml" xmlns:w16du="http://schemas.microsoft.com/office/word/2023/wordml/word16du" xmlns:w16sdtdh="http://schemas.microsoft.com/office/word/2020/wordml/sdtdatahash" xmlns:w16se="http://schemas.microsoft.com/office/word/2015/wordml/symex" xmlns:wpg="http://schemas.microsoft.com/office/word/2010/wordprocessingGroup" xmlns:wpi="http://schemas.microsoft.com/office/word/2010/wordprocessingInk" xmlns:wne="http://schemas.microsoft.com/office/word/2006/wordml" xmlns:wps="http://schemas.microsoft.com/office/word/2010/wordprocessingShape" mc:Ignorable="w14 w15 w16se w16cid w16 w16cex w16sdtdh w16du wp14">
+<w:document xmlns:wpc="http://schemas.microsoft.com/office/word/2010/wordprocessingCanvas" xmlns:mc="http://schemas.openxmlformats.org/markup-compatibility/2006" xmlns:o="urn:schemas-microsoft-com:office:office" xmlns:r="http://schemas.openxmlformats.org/officeDocument/2006/relationships" xmlns:m="http://schemas.openxmlformats.org/officeDocument/2006/math" xmlns:v="urn:schemas-microsoft-com:vml" xmlns:wp14="http://schemas.microsoft.com/office/word/2010/wordprocessingDrawing" xmlns:wp="http://schemas.openxmlformats.org/drawingml/2006/wordprocessingDrawing" xmlns:w="http://schemas.openxmlformats.org/wordprocessingml/2006/main" xmlns:w14="http://schemas.microsoft.com/office/word/2010/wordml" xmlns:w10="urn:schemas-microsoft-com:office:word" xmlns:w15="http://schemas.microsoft.com/office/word/2012/wordml" xmlns:wpg="http://schemas.microsoft.com/office/word/2010/wordprocessingGroup" xmlns:wpi="http://schemas.microsoft.com/office/word/2010/wordprocessingInk" xmlns:wne="http://schemas.microsoft.com/office/word/2006/wordml" xmlns:wps="http://schemas.microsoft.com/office/word/2010/wordprocessingShape" xmlns:wpsCustomData="http://www.wps.cn/officeDocument/2013/wpsCustomData" mc:Ignorable="w14 w15 wp14">
   <w:body>
     <w:p>
       <w:pPr>
@@ -64,11 +64,10 @@
       <w:r>
         <w:rPr>
           <w:rFonts w:hint="eastAsia"/>
-          <w:noProof/>
         </w:rPr>
         <w:drawing>
-          <wp:inline distT="0" distB="0" distL="0" distR="0" wp14:anchorId="42BE0EC8" wp14:editId="59819951">
-            <wp:extent cx="4335465" cy="1718840"/>
+          <wp:inline distT="0" distB="0" distL="0" distR="0">
+            <wp:extent cx="4335145" cy="1718310"/>
             <wp:effectExtent l="0" t="0" r="8255" b="0"/>
             <wp:docPr id="1153185793" name="图片 1"/>
             <wp:cNvGraphicFramePr>
@@ -78,7 +77,7 @@
               <a:graphicData uri="http://schemas.openxmlformats.org/drawingml/2006/picture">
                 <pic:pic xmlns:pic="http://schemas.openxmlformats.org/drawingml/2006/picture">
                   <pic:nvPicPr>
-                    <pic:cNvPr id="0" name="Picture 1"/>
+                    <pic:cNvPr id="1153185793" name="图片 1"/>
                     <pic:cNvPicPr>
                       <a:picLocks noChangeAspect="1" noChangeArrowheads="1"/>
                     </pic:cNvPicPr>
@@ -96,7 +95,7 @@
                       <a:fillRect/>
                     </a:stretch>
                   </pic:blipFill>
-                  <pic:spPr bwMode="auto">
+                  <pic:spPr>
                     <a:xfrm>
                       <a:off x="0" y="0"/>
                       <a:ext cx="4380919" cy="1736861"/>
@@ -118,11 +117,10 @@
       <w:r>
         <w:rPr>
           <w:rFonts w:hint="eastAsia"/>
-          <w:noProof/>
         </w:rPr>
         <w:drawing>
-          <wp:inline distT="0" distB="0" distL="0" distR="0" wp14:anchorId="7F12C5F5" wp14:editId="06431FEF">
-            <wp:extent cx="2476214" cy="966116"/>
+          <wp:inline distT="0" distB="0" distL="0" distR="0">
+            <wp:extent cx="2475865" cy="965835"/>
             <wp:effectExtent l="0" t="0" r="635" b="5715"/>
             <wp:docPr id="916267493" name="图片 2"/>
             <wp:cNvGraphicFramePr>
@@ -132,7 +130,7 @@
               <a:graphicData uri="http://schemas.openxmlformats.org/drawingml/2006/picture">
                 <pic:pic xmlns:pic="http://schemas.openxmlformats.org/drawingml/2006/picture">
                   <pic:nvPicPr>
-                    <pic:cNvPr id="0" name="Picture 3"/>
+                    <pic:cNvPr id="916267493" name="图片 2"/>
                     <pic:cNvPicPr>
                       <a:picLocks noChangeAspect="1" noChangeArrowheads="1"/>
                     </pic:cNvPicPr>
@@ -150,7 +148,7 @@
                       <a:fillRect/>
                     </a:stretch>
                   </pic:blipFill>
-                  <pic:spPr bwMode="auto">
+                  <pic:spPr>
                     <a:xfrm>
                       <a:off x="0" y="0"/>
                       <a:ext cx="2494425" cy="973221"/>
@@ -198,11 +196,10 @@
       <w:r>
         <w:rPr>
           <w:rFonts w:hint="eastAsia"/>
-          <w:noProof/>
         </w:rPr>
         <w:drawing>
-          <wp:inline distT="0" distB="0" distL="0" distR="0" wp14:anchorId="2D6C8199" wp14:editId="036FAE06">
-            <wp:extent cx="4670384" cy="2343064"/>
+          <wp:inline distT="0" distB="0" distL="0" distR="0">
+            <wp:extent cx="4669790" cy="2342515"/>
             <wp:effectExtent l="0" t="0" r="0" b="635"/>
             <wp:docPr id="101706691" name="图片 3"/>
             <wp:cNvGraphicFramePr>
@@ -212,7 +209,7 @@
               <a:graphicData uri="http://schemas.openxmlformats.org/drawingml/2006/picture">
                 <pic:pic xmlns:pic="http://schemas.openxmlformats.org/drawingml/2006/picture">
                   <pic:nvPicPr>
-                    <pic:cNvPr id="0" name="Picture 5"/>
+                    <pic:cNvPr id="101706691" name="图片 3"/>
                     <pic:cNvPicPr>
                       <a:picLocks noChangeAspect="1" noChangeArrowheads="1"/>
                     </pic:cNvPicPr>
@@ -230,7 +227,7 @@
                       <a:fillRect/>
                     </a:stretch>
                   </pic:blipFill>
-                  <pic:spPr bwMode="auto">
+                  <pic:spPr>
                     <a:xfrm>
                       <a:off x="0" y="0"/>
                       <a:ext cx="4681190" cy="2348485"/>
@@ -278,12 +275,10 @@
       <w:r>
         <w:rPr>
           <w:rFonts w:hint="eastAsia"/>
-          <w:noProof/>
-        </w:rPr>
-        <w:lastRenderedPageBreak/>
+        </w:rPr>
         <w:drawing>
-          <wp:inline distT="0" distB="0" distL="0" distR="0" wp14:anchorId="1EF8F6CF" wp14:editId="70123B0F">
-            <wp:extent cx="2374900" cy="1996633"/>
+          <wp:inline distT="0" distB="0" distL="0" distR="0">
+            <wp:extent cx="2374900" cy="1996440"/>
             <wp:effectExtent l="0" t="0" r="6350" b="3810"/>
             <wp:docPr id="250831595" name="图片 4"/>
             <wp:cNvGraphicFramePr>
@@ -293,12 +288,12 @@
               <a:graphicData uri="http://schemas.openxmlformats.org/drawingml/2006/picture">
                 <pic:pic xmlns:pic="http://schemas.openxmlformats.org/drawingml/2006/picture">
                   <pic:nvPicPr>
-                    <pic:cNvPr id="0" name="Picture 7"/>
+                    <pic:cNvPr id="250831595" name="图片 4"/>
                     <pic:cNvPicPr>
                       <a:picLocks noChangeAspect="1" noChangeArrowheads="1"/>
                     </pic:cNvPicPr>
                   </pic:nvPicPr>
-                  <pic:blipFill rotWithShape="1">
+                  <pic:blipFill>
                     <a:blip r:embed="rId7">
                       <a:extLst>
                         <a:ext uri="{28A0092B-C50C-407E-A947-70E740481C1C}">
@@ -307,9 +302,11 @@
                       </a:extLst>
                     </a:blip>
                     <a:srcRect b="64240"/>
-                    <a:stretch/>
+                    <a:stretch>
+                      <a:fillRect/>
+                    </a:stretch>
                   </pic:blipFill>
-                  <pic:spPr bwMode="auto">
+                  <pic:spPr>
                     <a:xfrm>
                       <a:off x="0" y="0"/>
                       <a:ext cx="2381526" cy="2002204"/>
@@ -321,11 +318,6 @@
                     <a:ln>
                       <a:noFill/>
                     </a:ln>
-                    <a:extLst>
-                      <a:ext uri="{53640926-AAD7-44D8-BBD7-CCE9431645EC}">
-                        <a14:shadowObscured xmlns:a14="http://schemas.microsoft.com/office/drawing/2010/main"/>
-                      </a:ext>
-                    </a:extLst>
                   </pic:spPr>
                 </pic:pic>
               </a:graphicData>
@@ -384,33 +376,24 @@
           <w:sz w:val="30"/>
           <w:szCs w:val="30"/>
         </w:rPr>
-        <w:t>1.</w:t>
-      </w:r>
-      <w:r>
-        <w:rPr>
-          <w:rFonts w:hint="eastAsia"/>
-          <w:sz w:val="30"/>
-          <w:szCs w:val="30"/>
-        </w:rPr>
-        <w:t>打开Buff.cs</w:t>
-      </w:r>
-    </w:p>
-    <w:p>
-      <w:pPr>
-        <w:jc w:val="left"/>
-        <w:rPr>
-          <w:sz w:val="30"/>
-          <w:szCs w:val="30"/>
-        </w:rPr>
-      </w:pPr>
-      <w:r>
-        <w:rPr>
-          <w:rFonts w:hint="eastAsia"/>
-          <w:noProof/>
+        <w:t>1.打开Buff.cs</w:t>
+      </w:r>
+    </w:p>
+    <w:p>
+      <w:pPr>
+        <w:jc w:val="left"/>
+        <w:rPr>
+          <w:sz w:val="30"/>
+          <w:szCs w:val="30"/>
+        </w:rPr>
+      </w:pPr>
+      <w:r>
+        <w:rPr>
+          <w:rFonts w:hint="eastAsia"/>
         </w:rPr>
         <w:drawing>
-          <wp:inline distT="0" distB="0" distL="0" distR="0" wp14:anchorId="57A8D9E5" wp14:editId="0E1AFAE7">
-            <wp:extent cx="2613113" cy="1302152"/>
+          <wp:inline distT="0" distB="0" distL="0" distR="0">
+            <wp:extent cx="2613025" cy="1301750"/>
             <wp:effectExtent l="0" t="0" r="0" b="8255"/>
             <wp:docPr id="700709945" name="图片 6"/>
             <wp:cNvGraphicFramePr>
@@ -420,7 +403,7 @@
               <a:graphicData uri="http://schemas.openxmlformats.org/drawingml/2006/picture">
                 <pic:pic xmlns:pic="http://schemas.openxmlformats.org/drawingml/2006/picture">
                   <pic:nvPicPr>
-                    <pic:cNvPr id="0" name="Picture 11"/>
+                    <pic:cNvPr id="700709945" name="图片 6"/>
                     <pic:cNvPicPr>
                       <a:picLocks noChangeAspect="1" noChangeArrowheads="1"/>
                     </pic:cNvPicPr>
@@ -438,7 +421,7 @@
                       <a:fillRect/>
                     </a:stretch>
                   </pic:blipFill>
-                  <pic:spPr bwMode="auto">
+                  <pic:spPr>
                     <a:xfrm>
                       <a:off x="0" y="0"/>
                       <a:ext cx="2613113" cy="1302152"/>
@@ -460,11 +443,10 @@
       <w:r>
         <w:rPr>
           <w:rFonts w:hint="eastAsia"/>
-          <w:noProof/>
         </w:rPr>
         <w:drawing>
-          <wp:inline distT="0" distB="0" distL="0" distR="0" wp14:anchorId="7BB47084" wp14:editId="5376C2C6">
-            <wp:extent cx="2448301" cy="2118167"/>
+          <wp:inline distT="0" distB="0" distL="0" distR="0">
+            <wp:extent cx="2447925" cy="2117725"/>
             <wp:effectExtent l="0" t="0" r="0" b="0"/>
             <wp:docPr id="234916800" name="图片 5"/>
             <wp:cNvGraphicFramePr>
@@ -474,7 +456,7 @@
               <a:graphicData uri="http://schemas.openxmlformats.org/drawingml/2006/picture">
                 <pic:pic xmlns:pic="http://schemas.openxmlformats.org/drawingml/2006/picture">
                   <pic:nvPicPr>
-                    <pic:cNvPr id="0" name="Picture 9"/>
+                    <pic:cNvPr id="234916800" name="图片 5"/>
                     <pic:cNvPicPr>
                       <a:picLocks noChangeAspect="1" noChangeArrowheads="1"/>
                     </pic:cNvPicPr>
@@ -492,7 +474,7 @@
                       <a:fillRect/>
                     </a:stretch>
                   </pic:blipFill>
-                  <pic:spPr bwMode="auto">
+                  <pic:spPr>
                     <a:xfrm>
                       <a:off x="0" y="0"/>
                       <a:ext cx="2454321" cy="2123375"/>
@@ -594,15 +576,7 @@
           <w:sz w:val="24"/>
           <w:szCs w:val="24"/>
         </w:rPr>
-        <w:t>timer 效果</w:t>
-      </w:r>
-      <w:r>
-        <w:rPr>
-          <w:rFonts w:hint="eastAsia"/>
-          <w:sz w:val="24"/>
-          <w:szCs w:val="24"/>
-        </w:rPr>
-        <w:t>持续时间</w:t>
+        <w:t>timer 效果持续时间</w:t>
       </w:r>
     </w:p>
     <w:p>
@@ -634,11 +608,9 @@
       <w:r>
         <w:rPr>
           <w:rFonts w:hint="eastAsia"/>
-          <w:noProof/>
-        </w:rPr>
-        <w:lastRenderedPageBreak/>
+        </w:rPr>
         <w:drawing>
-          <wp:inline distT="0" distB="0" distL="0" distR="0" wp14:anchorId="4A05DE01" wp14:editId="2DB6A8CE">
+          <wp:inline distT="0" distB="0" distL="0" distR="0">
             <wp:extent cx="5274310" cy="2727960"/>
             <wp:effectExtent l="0" t="0" r="2540" b="0"/>
             <wp:docPr id="1744659737" name="图片 7"/>
@@ -649,7 +621,7 @@
               <a:graphicData uri="http://schemas.openxmlformats.org/drawingml/2006/picture">
                 <pic:pic xmlns:pic="http://schemas.openxmlformats.org/drawingml/2006/picture">
                   <pic:nvPicPr>
-                    <pic:cNvPr id="0" name="Picture 13"/>
+                    <pic:cNvPr id="1744659737" name="图片 7"/>
                     <pic:cNvPicPr>
                       <a:picLocks noChangeAspect="1" noChangeArrowheads="1"/>
                     </pic:cNvPicPr>
@@ -667,7 +639,7 @@
                       <a:fillRect/>
                     </a:stretch>
                   </pic:blipFill>
-                  <pic:spPr bwMode="auto">
+                  <pic:spPr>
                     <a:xfrm>
                       <a:off x="0" y="0"/>
                       <a:ext cx="5274310" cy="2727960"/>
@@ -733,10 +705,9 @@
       <w:r>
         <w:rPr>
           <w:rFonts w:hint="eastAsia"/>
-          <w:noProof/>
         </w:rPr>
         <w:drawing>
-          <wp:inline distT="0" distB="0" distL="0" distR="0" wp14:anchorId="5E9BE0E9" wp14:editId="6F1A7B4E">
+          <wp:inline distT="0" distB="0" distL="0" distR="0">
             <wp:extent cx="5274310" cy="2270125"/>
             <wp:effectExtent l="0" t="0" r="2540" b="0"/>
             <wp:docPr id="942199307" name="图片 8"/>
@@ -747,7 +718,7 @@
               <a:graphicData uri="http://schemas.openxmlformats.org/drawingml/2006/picture">
                 <pic:pic xmlns:pic="http://schemas.openxmlformats.org/drawingml/2006/picture">
                   <pic:nvPicPr>
-                    <pic:cNvPr id="0" name="Picture 15"/>
+                    <pic:cNvPr id="942199307" name="图片 8"/>
                     <pic:cNvPicPr>
                       <a:picLocks noChangeAspect="1" noChangeArrowheads="1"/>
                     </pic:cNvPicPr>
@@ -765,7 +736,7 @@
                       <a:fillRect/>
                     </a:stretch>
                   </pic:blipFill>
-                  <pic:spPr bwMode="auto">
+                  <pic:spPr>
                     <a:xfrm>
                       <a:off x="0" y="0"/>
                       <a:ext cx="5274310" cy="2270125"/>
@@ -813,11 +784,10 @@
       <w:r>
         <w:rPr>
           <w:rFonts w:hint="eastAsia"/>
-          <w:noProof/>
         </w:rPr>
         <w:drawing>
-          <wp:inline distT="0" distB="0" distL="0" distR="0" wp14:anchorId="44875136" wp14:editId="7B635B68">
-            <wp:extent cx="4074288" cy="2368738"/>
+          <wp:inline distT="0" distB="0" distL="0" distR="0">
+            <wp:extent cx="4074160" cy="2368550"/>
             <wp:effectExtent l="0" t="0" r="2540" b="0"/>
             <wp:docPr id="1341831747" name="图片 9"/>
             <wp:cNvGraphicFramePr>
@@ -827,7 +797,7 @@
               <a:graphicData uri="http://schemas.openxmlformats.org/drawingml/2006/picture">
                 <pic:pic xmlns:pic="http://schemas.openxmlformats.org/drawingml/2006/picture">
                   <pic:nvPicPr>
-                    <pic:cNvPr id="0" name="Picture 17"/>
+                    <pic:cNvPr id="1341831747" name="图片 9"/>
                     <pic:cNvPicPr>
                       <a:picLocks noChangeAspect="1" noChangeArrowheads="1"/>
                     </pic:cNvPicPr>
@@ -845,7 +815,7 @@
                       <a:fillRect/>
                     </a:stretch>
                   </pic:blipFill>
-                  <pic:spPr bwMode="auto">
+                  <pic:spPr>
                     <a:xfrm>
                       <a:off x="0" y="0"/>
                       <a:ext cx="4080333" cy="2372252"/>
@@ -879,33 +849,23 @@
           <w:sz w:val="24"/>
           <w:szCs w:val="24"/>
         </w:rPr>
-        <w:lastRenderedPageBreak/>
-        <w:t>例2：</w:t>
-      </w:r>
-      <w:r>
-        <w:rPr>
-          <w:rFonts w:hint="eastAsia"/>
-          <w:sz w:val="24"/>
-          <w:szCs w:val="24"/>
-        </w:rPr>
-        <w:t>拔羽buff，效果是解锁血条特定时间和数量</w:t>
-      </w:r>
-    </w:p>
-    <w:p>
-      <w:pPr>
-        <w:jc w:val="left"/>
-        <w:rPr>
-          <w:sz w:val="24"/>
-          <w:szCs w:val="24"/>
-        </w:rPr>
-      </w:pPr>
-      <w:r>
-        <w:rPr>
-          <w:rFonts w:hint="eastAsia"/>
-          <w:noProof/>
+        <w:t>例2：拔羽buff，效果是解锁血条特定时间和数量</w:t>
+      </w:r>
+    </w:p>
+    <w:p>
+      <w:pPr>
+        <w:jc w:val="left"/>
+        <w:rPr>
+          <w:sz w:val="24"/>
+          <w:szCs w:val="24"/>
+        </w:rPr>
+      </w:pPr>
+      <w:r>
+        <w:rPr>
+          <w:rFonts w:hint="eastAsia"/>
         </w:rPr>
         <w:drawing>
-          <wp:inline distT="0" distB="0" distL="0" distR="0" wp14:anchorId="5A4E057E" wp14:editId="1680B083">
+          <wp:inline distT="0" distB="0" distL="0" distR="0">
             <wp:extent cx="5274310" cy="3385820"/>
             <wp:effectExtent l="0" t="0" r="2540" b="5080"/>
             <wp:docPr id="1878428408" name="图片 10"/>
@@ -916,7 +876,7 @@
               <a:graphicData uri="http://schemas.openxmlformats.org/drawingml/2006/picture">
                 <pic:pic xmlns:pic="http://schemas.openxmlformats.org/drawingml/2006/picture">
                   <pic:nvPicPr>
-                    <pic:cNvPr id="0" name="Picture 19"/>
+                    <pic:cNvPr id="1878428408" name="图片 10"/>
                     <pic:cNvPicPr>
                       <a:picLocks noChangeAspect="1" noChangeArrowheads="1"/>
                     </pic:cNvPicPr>
@@ -934,7 +894,7 @@
                       <a:fillRect/>
                     </a:stretch>
                   </pic:blipFill>
-                  <pic:spPr bwMode="auto">
+                  <pic:spPr>
                     <a:xfrm>
                       <a:off x="0" y="0"/>
                       <a:ext cx="5274310" cy="3385820"/>
@@ -982,11 +942,10 @@
       <w:r>
         <w:rPr>
           <w:rFonts w:hint="eastAsia"/>
-          <w:noProof/>
         </w:rPr>
         <w:drawing>
-          <wp:inline distT="0" distB="0" distL="0" distR="0" wp14:anchorId="1D81FDC7" wp14:editId="58DCD965">
-            <wp:extent cx="2931768" cy="3327722"/>
+          <wp:inline distT="0" distB="0" distL="0" distR="0">
+            <wp:extent cx="2931160" cy="3327400"/>
             <wp:effectExtent l="0" t="0" r="2540" b="6350"/>
             <wp:docPr id="7806620" name="图片 11"/>
             <wp:cNvGraphicFramePr>
@@ -996,7 +955,7 @@
               <a:graphicData uri="http://schemas.openxmlformats.org/drawingml/2006/picture">
                 <pic:pic xmlns:pic="http://schemas.openxmlformats.org/drawingml/2006/picture">
                   <pic:nvPicPr>
-                    <pic:cNvPr id="0" name="Picture 21"/>
+                    <pic:cNvPr id="7806620" name="图片 11"/>
                     <pic:cNvPicPr>
                       <a:picLocks noChangeAspect="1" noChangeArrowheads="1"/>
                     </pic:cNvPicPr>
@@ -1014,7 +973,7 @@
                       <a:fillRect/>
                     </a:stretch>
                   </pic:blipFill>
-                  <pic:spPr bwMode="auto">
+                  <pic:spPr>
                     <a:xfrm>
                       <a:off x="0" y="0"/>
                       <a:ext cx="2935171" cy="3331585"/>
@@ -1063,11 +1022,9 @@
       <w:r>
         <w:rPr>
           <w:rFonts w:hint="eastAsia"/>
-          <w:noProof/>
-        </w:rPr>
-        <w:lastRenderedPageBreak/>
+        </w:rPr>
         <w:drawing>
-          <wp:inline distT="0" distB="0" distL="0" distR="0" wp14:anchorId="158D4A9E" wp14:editId="3768445B">
+          <wp:inline distT="0" distB="0" distL="0" distR="0">
             <wp:extent cx="5274310" cy="2734945"/>
             <wp:effectExtent l="0" t="0" r="2540" b="8255"/>
             <wp:docPr id="337258523" name="图片 12"/>
@@ -1078,7 +1035,7 @@
               <a:graphicData uri="http://schemas.openxmlformats.org/drawingml/2006/picture">
                 <pic:pic xmlns:pic="http://schemas.openxmlformats.org/drawingml/2006/picture">
                   <pic:nvPicPr>
-                    <pic:cNvPr id="0" name="Picture 23"/>
+                    <pic:cNvPr id="337258523" name="图片 12"/>
                     <pic:cNvPicPr>
                       <a:picLocks noChangeAspect="1" noChangeArrowheads="1"/>
                     </pic:cNvPicPr>
@@ -1096,7 +1053,7 @@
                       <a:fillRect/>
                     </a:stretch>
                   </pic:blipFill>
-                  <pic:spPr bwMode="auto">
+                  <pic:spPr>
                     <a:xfrm>
                       <a:off x="0" y="0"/>
                       <a:ext cx="5274310" cy="2734945"/>
@@ -1118,10 +1075,9 @@
       <w:r>
         <w:rPr>
           <w:rFonts w:hint="eastAsia"/>
-          <w:noProof/>
         </w:rPr>
         <w:drawing>
-          <wp:inline distT="0" distB="0" distL="0" distR="0" wp14:anchorId="534B3244" wp14:editId="617CCD2B">
+          <wp:inline distT="0" distB="0" distL="0" distR="0">
             <wp:extent cx="5274310" cy="3271520"/>
             <wp:effectExtent l="0" t="0" r="2540" b="5080"/>
             <wp:docPr id="1132716463" name="图片 13"/>
@@ -1132,7 +1088,7 @@
               <a:graphicData uri="http://schemas.openxmlformats.org/drawingml/2006/picture">
                 <pic:pic xmlns:pic="http://schemas.openxmlformats.org/drawingml/2006/picture">
                   <pic:nvPicPr>
-                    <pic:cNvPr id="0" name="Picture 25"/>
+                    <pic:cNvPr id="1132716463" name="图片 13"/>
                     <pic:cNvPicPr>
                       <a:picLocks noChangeAspect="1" noChangeArrowheads="1"/>
                     </pic:cNvPicPr>
@@ -1150,7 +1106,7 @@
                       <a:fillRect/>
                     </a:stretch>
                   </pic:blipFill>
-                  <pic:spPr bwMode="auto">
+                  <pic:spPr>
                     <a:xfrm>
                       <a:off x="0" y="0"/>
                       <a:ext cx="5274310" cy="3271520"/>
@@ -1191,18 +1147,16 @@
       <w:pPr>
         <w:jc w:val="left"/>
         <w:rPr>
-          <w:sz w:val="30"/>
-          <w:szCs w:val="30"/>
-        </w:rPr>
-      </w:pPr>
-      <w:r>
-        <w:rPr>
-          <w:rFonts w:hint="eastAsia"/>
-          <w:noProof/>
+          <w:rFonts w:hint="eastAsia"/>
+        </w:rPr>
+      </w:pPr>
+      <w:r>
+        <w:rPr>
+          <w:rFonts w:hint="eastAsia"/>
         </w:rPr>
         <w:drawing>
-          <wp:inline distT="0" distB="0" distL="0" distR="0" wp14:anchorId="42E6165D" wp14:editId="2A724A90">
-            <wp:extent cx="4409954" cy="1938447"/>
+          <wp:inline distT="0" distB="0" distL="0" distR="0">
+            <wp:extent cx="4409440" cy="1938020"/>
             <wp:effectExtent l="0" t="0" r="0" b="5080"/>
             <wp:docPr id="1935955130" name="图片 14"/>
             <wp:cNvGraphicFramePr>
@@ -1212,7 +1166,7 @@
               <a:graphicData uri="http://schemas.openxmlformats.org/drawingml/2006/picture">
                 <pic:pic xmlns:pic="http://schemas.openxmlformats.org/drawingml/2006/picture">
                   <pic:nvPicPr>
-                    <pic:cNvPr id="0" name="Picture 27"/>
+                    <pic:cNvPr id="1935955130" name="图片 14"/>
                     <pic:cNvPicPr>
                       <a:picLocks noChangeAspect="1" noChangeArrowheads="1"/>
                     </pic:cNvPicPr>
@@ -1230,7 +1184,7 @@
                       <a:fillRect/>
                     </a:stretch>
                   </pic:blipFill>
-                  <pic:spPr bwMode="auto">
+                  <pic:spPr>
                     <a:xfrm>
                       <a:off x="0" y="0"/>
                       <a:ext cx="4413790" cy="1940133"/>
@@ -1254,6 +1208,82 @@
       <w:pPr>
         <w:jc w:val="left"/>
         <w:rPr>
+          <w:rFonts w:hint="default"/>
+          <w:sz w:val="30"/>
+          <w:szCs w:val="30"/>
+          <w:lang w:val="en-US" w:eastAsia="zh-CN"/>
+        </w:rPr>
+      </w:pPr>
+      <w:r>
+        <w:rPr>
+          <w:rFonts w:hint="eastAsia"/>
+          <w:sz w:val="30"/>
+          <w:szCs w:val="30"/>
+          <w:lang w:val="en-US" w:eastAsia="zh-CN"/>
+        </w:rPr>
+        <w:t>如果需要为卡牌使用添加条件，则需要创建一个新的脚本，令该脚本继承于Card,并覆写ConditionsOfUseCard()</w:t>
+      </w:r>
+    </w:p>
+    <w:p>
+      <w:pPr>
+        <w:jc w:val="left"/>
+        <w:rPr>
+          <w:rFonts w:hint="default"/>
+          <w:sz w:val="30"/>
+          <w:szCs w:val="30"/>
+          <w:lang w:val="en-US" w:eastAsia="zh-CN"/>
+        </w:rPr>
+      </w:pPr>
+      <w:r>
+        <w:drawing>
+          <wp:inline distT="0" distB="0" distL="114300" distR="114300">
+            <wp:extent cx="5269865" cy="2034540"/>
+            <wp:effectExtent l="0" t="0" r="635" b="10160"/>
+            <wp:docPr id="1" name="图片 1"/>
+            <wp:cNvGraphicFramePr>
+              <a:graphicFrameLocks xmlns:a="http://schemas.openxmlformats.org/drawingml/2006/main" noChangeAspect="1"/>
+            </wp:cNvGraphicFramePr>
+            <a:graphic xmlns:a="http://schemas.openxmlformats.org/drawingml/2006/main">
+              <a:graphicData uri="http://schemas.openxmlformats.org/drawingml/2006/picture">
+                <pic:pic xmlns:pic="http://schemas.openxmlformats.org/drawingml/2006/picture">
+                  <pic:nvPicPr>
+                    <pic:cNvPr id="1" name="图片 1"/>
+                    <pic:cNvPicPr>
+                      <a:picLocks noChangeAspect="1"/>
+                    </pic:cNvPicPr>
+                  </pic:nvPicPr>
+                  <pic:blipFill>
+                    <a:blip r:embed="rId18"/>
+                    <a:stretch>
+                      <a:fillRect/>
+                    </a:stretch>
+                  </pic:blipFill>
+                  <pic:spPr>
+                    <a:xfrm>
+                      <a:off x="0" y="0"/>
+                      <a:ext cx="5269865" cy="2034540"/>
+                    </a:xfrm>
+                    <a:prstGeom prst="rect">
+                      <a:avLst/>
+                    </a:prstGeom>
+                    <a:noFill/>
+                    <a:ln>
+                      <a:noFill/>
+                    </a:ln>
+                  </pic:spPr>
+                </pic:pic>
+              </a:graphicData>
+            </a:graphic>
+          </wp:inline>
+        </w:drawing>
+      </w:r>
+      <w:bookmarkStart w:id="0" w:name="_GoBack"/>
+      <w:bookmarkEnd w:id="0"/>
+    </w:p>
+    <w:p>
+      <w:pPr>
+        <w:jc w:val="left"/>
+        <w:rPr>
           <w:sz w:val="30"/>
           <w:szCs w:val="30"/>
         </w:rPr>
@@ -1278,12 +1308,10 @@
       <w:r>
         <w:rPr>
           <w:rFonts w:hint="eastAsia"/>
-          <w:noProof/>
-        </w:rPr>
-        <w:lastRenderedPageBreak/>
+        </w:rPr>
         <w:drawing>
-          <wp:inline distT="0" distB="0" distL="0" distR="0" wp14:anchorId="4D4DBE4F" wp14:editId="785DF3A7">
-            <wp:extent cx="2467870" cy="7112643"/>
+          <wp:inline distT="0" distB="0" distL="0" distR="0">
+            <wp:extent cx="2467610" cy="7112635"/>
             <wp:effectExtent l="0" t="0" r="8890" b="0"/>
             <wp:docPr id="688205044" name="图片 15"/>
             <wp:cNvGraphicFramePr>
@@ -1293,13 +1321,13 @@
               <a:graphicData uri="http://schemas.openxmlformats.org/drawingml/2006/picture">
                 <pic:pic xmlns:pic="http://schemas.openxmlformats.org/drawingml/2006/picture">
                   <pic:nvPicPr>
-                    <pic:cNvPr id="0" name="Picture 29"/>
+                    <pic:cNvPr id="688205044" name="图片 15"/>
                     <pic:cNvPicPr>
                       <a:picLocks noChangeAspect="1" noChangeArrowheads="1"/>
                     </pic:cNvPicPr>
                   </pic:nvPicPr>
                   <pic:blipFill>
-                    <a:blip r:embed="rId18">
+                    <a:blip r:embed="rId19">
                       <a:extLst>
                         <a:ext uri="{28A0092B-C50C-407E-A947-70E740481C1C}">
                           <a14:useLocalDpi xmlns:a14="http://schemas.microsoft.com/office/drawing/2010/main" val="0"/>
@@ -1311,7 +1339,7 @@
                       <a:fillRect/>
                     </a:stretch>
                   </pic:blipFill>
-                  <pic:spPr bwMode="auto">
+                  <pic:spPr>
                     <a:xfrm>
                       <a:off x="0" y="0"/>
                       <a:ext cx="2471134" cy="7122051"/>
@@ -1359,10 +1387,9 @@
       <w:r>
         <w:rPr>
           <w:rFonts w:hint="eastAsia"/>
-          <w:noProof/>
         </w:rPr>
         <w:drawing>
-          <wp:inline distT="0" distB="0" distL="0" distR="0" wp14:anchorId="67E47C50" wp14:editId="1452E93F">
+          <wp:inline distT="0" distB="0" distL="0" distR="0">
             <wp:extent cx="3229610" cy="486410"/>
             <wp:effectExtent l="0" t="0" r="8890" b="8890"/>
             <wp:docPr id="454180847" name="图片 16"/>
@@ -1373,13 +1400,13 @@
               <a:graphicData uri="http://schemas.openxmlformats.org/drawingml/2006/picture">
                 <pic:pic xmlns:pic="http://schemas.openxmlformats.org/drawingml/2006/picture">
                   <pic:nvPicPr>
-                    <pic:cNvPr id="0" name="Picture 31"/>
+                    <pic:cNvPr id="454180847" name="图片 16"/>
                     <pic:cNvPicPr>
                       <a:picLocks noChangeAspect="1" noChangeArrowheads="1"/>
                     </pic:cNvPicPr>
                   </pic:nvPicPr>
                   <pic:blipFill>
-                    <a:blip r:embed="rId19">
+                    <a:blip r:embed="rId20">
                       <a:extLst>
                         <a:ext uri="{28A0092B-C50C-407E-A947-70E740481C1C}">
                           <a14:useLocalDpi xmlns:a14="http://schemas.microsoft.com/office/drawing/2010/main" val="0"/>
@@ -1391,7 +1418,7 @@
                       <a:fillRect/>
                     </a:stretch>
                   </pic:blipFill>
-                  <pic:spPr bwMode="auto">
+                  <pic:spPr>
                     <a:xfrm>
                       <a:off x="0" y="0"/>
                       <a:ext cx="3229610" cy="486410"/>
@@ -1440,12 +1467,10 @@
       <w:r>
         <w:rPr>
           <w:rFonts w:hint="eastAsia"/>
-          <w:noProof/>
-        </w:rPr>
-        <w:lastRenderedPageBreak/>
+        </w:rPr>
         <w:drawing>
-          <wp:inline distT="0" distB="0" distL="0" distR="0" wp14:anchorId="203C6364" wp14:editId="73F714D2">
-            <wp:extent cx="3473882" cy="5440101"/>
+          <wp:inline distT="0" distB="0" distL="0" distR="0">
+            <wp:extent cx="3473450" cy="5440045"/>
             <wp:effectExtent l="0" t="0" r="0" b="8255"/>
             <wp:docPr id="660860166" name="图片 17"/>
             <wp:cNvGraphicFramePr>
@@ -1455,13 +1480,13 @@
               <a:graphicData uri="http://schemas.openxmlformats.org/drawingml/2006/picture">
                 <pic:pic xmlns:pic="http://schemas.openxmlformats.org/drawingml/2006/picture">
                   <pic:nvPicPr>
-                    <pic:cNvPr id="0" name="Picture 33"/>
+                    <pic:cNvPr id="660860166" name="图片 17"/>
                     <pic:cNvPicPr>
                       <a:picLocks noChangeAspect="1" noChangeArrowheads="1"/>
                     </pic:cNvPicPr>
                   </pic:nvPicPr>
                   <pic:blipFill>
-                    <a:blip r:embed="rId20">
+                    <a:blip r:embed="rId21">
                       <a:extLst>
                         <a:ext uri="{28A0092B-C50C-407E-A947-70E740481C1C}">
                           <a14:useLocalDpi xmlns:a14="http://schemas.microsoft.com/office/drawing/2010/main" val="0"/>
@@ -1473,7 +1498,7 @@
                       <a:fillRect/>
                     </a:stretch>
                   </pic:blipFill>
-                  <pic:spPr bwMode="auto">
+                  <pic:spPr>
                     <a:xfrm>
                       <a:off x="0" y="0"/>
                       <a:ext cx="3476634" cy="5444411"/>
@@ -1496,427 +1521,304 @@
     <w:sectPr>
       <w:pgSz w:w="11906" w:h="16838"/>
       <w:pgMar w:top="1440" w:right="1800" w:bottom="1440" w:left="1800" w:header="851" w:footer="992" w:gutter="0"/>
-      <w:cols w:space="425"/>
-      <w:docGrid w:type="lines" w:linePitch="312"/>
+      <w:cols w:space="425" w:num="1"/>
+      <w:docGrid w:type="lines" w:linePitch="312" w:charSpace="0"/>
     </w:sectPr>
   </w:body>
 </w:document>
 </file>
 
 <file path=word/styles.xml><?xml version="1.0" encoding="utf-8"?>
-<w:styles xmlns:mc="http://schemas.openxmlformats.org/markup-compatibility/2006" xmlns:r="http://schemas.openxmlformats.org/officeDocument/2006/relationships" xmlns:w="http://schemas.openxmlformats.org/wordprocessingml/2006/main" xmlns:w14="http://schemas.microsoft.com/office/word/2010/wordml" xmlns:w15="http://schemas.microsoft.com/office/word/2012/wordml" xmlns:w16cex="http://schemas.microsoft.com/office/word/2018/wordml/cex" xmlns:w16cid="http://schemas.microsoft.com/office/word/2016/wordml/cid" xmlns:w16="http://schemas.microsoft.com/office/word/2018/wordml" xmlns:w16du="http://schemas.microsoft.com/office/word/2023/wordml/word16du" xmlns:w16sdtdh="http://schemas.microsoft.com/office/word/2020/wordml/sdtdatahash" xmlns:w16se="http://schemas.microsoft.com/office/word/2015/wordml/symex" mc:Ignorable="w14 w15 w16se w16cid w16 w16cex w16sdtdh w16du">
+<w:styles xmlns:mc="http://schemas.openxmlformats.org/markup-compatibility/2006" xmlns:o="urn:schemas-microsoft-com:office:office" xmlns:r="http://schemas.openxmlformats.org/officeDocument/2006/relationships" xmlns:m="http://schemas.openxmlformats.org/officeDocument/2006/math" xmlns:v="urn:schemas-microsoft-com:vml" xmlns:w="http://schemas.openxmlformats.org/wordprocessingml/2006/main" xmlns:w14="http://schemas.microsoft.com/office/word/2010/wordml" xmlns:w10="urn:schemas-microsoft-com:office:word" xmlns:sl="http://schemas.openxmlformats.org/schemaLibrary/2006/main" xmlns:wpsCustomData="http://www.wps.cn/officeDocument/2013/wpsCustomData" mc:Ignorable="w14">
   <w:docDefaults>
     <w:rPrDefault>
       <w:rPr>
-        <w:rFonts w:asciiTheme="minorHAnsi" w:eastAsiaTheme="minorEastAsia" w:hAnsiTheme="minorHAnsi" w:cstheme="minorBidi"/>
-        <w:kern w:val="2"/>
-        <w:sz w:val="21"/>
-        <w:szCs w:val="22"/>
-        <w:lang w:val="en-US" w:eastAsia="zh-CN" w:bidi="ar-SA"/>
-        <w14:ligatures w14:val="standardContextual"/>
+        <w:rFonts w:asciiTheme="minorHAnsi" w:hAnsiTheme="minorHAnsi" w:eastAsiaTheme="minorEastAsia" w:cstheme="minorBidi"/>
       </w:rPr>
     </w:rPrDefault>
     <w:pPrDefault/>
   </w:docDefaults>
-  <w:latentStyles w:defLockedState="0" w:defUIPriority="99" w:defSemiHidden="0" w:defUnhideWhenUsed="0" w:defQFormat="0" w:count="376">
-    <w:lsdException w:name="Normal" w:uiPriority="0" w:qFormat="1"/>
-    <w:lsdException w:name="heading 1" w:uiPriority="9" w:qFormat="1"/>
-    <w:lsdException w:name="heading 2" w:semiHidden="1" w:uiPriority="9" w:unhideWhenUsed="1" w:qFormat="1"/>
-    <w:lsdException w:name="heading 3" w:semiHidden="1" w:uiPriority="9" w:unhideWhenUsed="1" w:qFormat="1"/>
-    <w:lsdException w:name="heading 4" w:semiHidden="1" w:uiPriority="9" w:unhideWhenUsed="1" w:qFormat="1"/>
-    <w:lsdException w:name="heading 5" w:semiHidden="1" w:uiPriority="9" w:unhideWhenUsed="1" w:qFormat="1"/>
-    <w:lsdException w:name="heading 6" w:semiHidden="1" w:uiPriority="9" w:unhideWhenUsed="1" w:qFormat="1"/>
-    <w:lsdException w:name="heading 7" w:semiHidden="1" w:uiPriority="9" w:unhideWhenUsed="1" w:qFormat="1"/>
-    <w:lsdException w:name="heading 8" w:semiHidden="1" w:uiPriority="9" w:unhideWhenUsed="1" w:qFormat="1"/>
-    <w:lsdException w:name="heading 9" w:semiHidden="1" w:uiPriority="9" w:unhideWhenUsed="1" w:qFormat="1"/>
-    <w:lsdException w:name="index 1" w:semiHidden="1" w:unhideWhenUsed="1"/>
-    <w:lsdException w:name="index 2" w:semiHidden="1" w:unhideWhenUsed="1"/>
-    <w:lsdException w:name="index 3" w:semiHidden="1" w:unhideWhenUsed="1"/>
-    <w:lsdException w:name="index 4" w:semiHidden="1" w:unhideWhenUsed="1"/>
-    <w:lsdException w:name="index 5" w:semiHidden="1" w:unhideWhenUsed="1"/>
-    <w:lsdException w:name="index 6" w:semiHidden="1" w:unhideWhenUsed="1"/>
-    <w:lsdException w:name="index 7" w:semiHidden="1" w:unhideWhenUsed="1"/>
-    <w:lsdException w:name="index 8" w:semiHidden="1" w:unhideWhenUsed="1"/>
-    <w:lsdException w:name="index 9" w:semiHidden="1" w:unhideWhenUsed="1"/>
-    <w:lsdException w:name="toc 1" w:semiHidden="1" w:uiPriority="39" w:unhideWhenUsed="1"/>
-    <w:lsdException w:name="toc 2" w:semiHidden="1" w:uiPriority="39" w:unhideWhenUsed="1"/>
-    <w:lsdException w:name="toc 3" w:semiHidden="1" w:uiPriority="39" w:unhideWhenUsed="1"/>
-    <w:lsdException w:name="toc 4" w:semiHidden="1" w:uiPriority="39" w:unhideWhenUsed="1"/>
-    <w:lsdException w:name="toc 5" w:semiHidden="1" w:uiPriority="39" w:unhideWhenUsed="1"/>
-    <w:lsdException w:name="toc 6" w:semiHidden="1" w:uiPriority="39" w:unhideWhenUsed="1"/>
-    <w:lsdException w:name="toc 7" w:semiHidden="1" w:uiPriority="39" w:unhideWhenUsed="1"/>
-    <w:lsdException w:name="toc 8" w:semiHidden="1" w:uiPriority="39" w:unhideWhenUsed="1"/>
-    <w:lsdException w:name="toc 9" w:semiHidden="1" w:uiPriority="39" w:unhideWhenUsed="1"/>
-    <w:lsdException w:name="Normal Indent" w:semiHidden="1" w:unhideWhenUsed="1"/>
-    <w:lsdException w:name="footnote text" w:semiHidden="1" w:unhideWhenUsed="1"/>
-    <w:lsdException w:name="annotation text" w:semiHidden="1" w:unhideWhenUsed="1"/>
-    <w:lsdException w:name="header" w:semiHidden="1" w:unhideWhenUsed="1"/>
-    <w:lsdException w:name="footer" w:semiHidden="1" w:unhideWhenUsed="1"/>
-    <w:lsdException w:name="index heading" w:semiHidden="1" w:unhideWhenUsed="1"/>
-    <w:lsdException w:name="caption" w:semiHidden="1" w:uiPriority="35" w:unhideWhenUsed="1" w:qFormat="1"/>
-    <w:lsdException w:name="table of figures" w:semiHidden="1" w:unhideWhenUsed="1"/>
-    <w:lsdException w:name="envelope address" w:semiHidden="1" w:unhideWhenUsed="1"/>
-    <w:lsdException w:name="envelope return" w:semiHidden="1" w:unhideWhenUsed="1"/>
-    <w:lsdException w:name="footnote reference" w:semiHidden="1" w:unhideWhenUsed="1"/>
-    <w:lsdException w:name="annotation reference" w:semiHidden="1" w:unhideWhenUsed="1"/>
-    <w:lsdException w:name="line number" w:semiHidden="1" w:unhideWhenUsed="1"/>
-    <w:lsdException w:name="page number" w:semiHidden="1" w:unhideWhenUsed="1"/>
-    <w:lsdException w:name="endnote reference" w:semiHidden="1" w:unhideWhenUsed="1"/>
-    <w:lsdException w:name="endnote text" w:semiHidden="1" w:unhideWhenUsed="1"/>
-    <w:lsdException w:name="table of authorities" w:semiHidden="1" w:unhideWhenUsed="1"/>
-    <w:lsdException w:name="macro" w:semiHidden="1" w:unhideWhenUsed="1"/>
-    <w:lsdException w:name="toa heading" w:semiHidden="1" w:unhideWhenUsed="1"/>
-    <w:lsdException w:name="List" w:semiHidden="1" w:unhideWhenUsed="1"/>
-    <w:lsdException w:name="List Bullet" w:semiHidden="1" w:unhideWhenUsed="1"/>
-    <w:lsdException w:name="List Number" w:semiHidden="1" w:unhideWhenUsed="1"/>
-    <w:lsdException w:name="List 2" w:semiHidden="1" w:unhideWhenUsed="1"/>
-    <w:lsdException w:name="List 3" w:semiHidden="1" w:unhideWhenUsed="1"/>
-    <w:lsdException w:name="List 4" w:semiHidden="1" w:unhideWhenUsed="1"/>
-    <w:lsdException w:name="List 5" w:semiHidden="1" w:unhideWhenUsed="1"/>
-    <w:lsdException w:name="List Bullet 2" w:semiHidden="1" w:unhideWhenUsed="1"/>
-    <w:lsdException w:name="List Bullet 3" w:semiHidden="1" w:unhideWhenUsed="1"/>
-    <w:lsdException w:name="List Bullet 4" w:semiHidden="1" w:unhideWhenUsed="1"/>
-    <w:lsdException w:name="List Bullet 5" w:semiHidden="1" w:unhideWhenUsed="1"/>
-    <w:lsdException w:name="List Number 2" w:semiHidden="1" w:unhideWhenUsed="1"/>
-    <w:lsdException w:name="List Number 3" w:semiHidden="1" w:unhideWhenUsed="1"/>
-    <w:lsdException w:name="List Number 4" w:semiHidden="1" w:unhideWhenUsed="1"/>
-    <w:lsdException w:name="List Number 5" w:semiHidden="1" w:unhideWhenUsed="1"/>
-    <w:lsdException w:name="Title" w:uiPriority="10" w:qFormat="1"/>
-    <w:lsdException w:name="Closing" w:semiHidden="1" w:unhideWhenUsed="1"/>
-    <w:lsdException w:name="Signature" w:semiHidden="1" w:unhideWhenUsed="1"/>
-    <w:lsdException w:name="Default Paragraph Font" w:semiHidden="1" w:uiPriority="1" w:unhideWhenUsed="1"/>
-    <w:lsdException w:name="Body Text" w:semiHidden="1" w:unhideWhenUsed="1"/>
-    <w:lsdException w:name="Body Text Indent" w:semiHidden="1" w:unhideWhenUsed="1"/>
-    <w:lsdException w:name="List Continue" w:semiHidden="1" w:unhideWhenUsed="1"/>
-    <w:lsdException w:name="List Continue 2" w:semiHidden="1" w:unhideWhenUsed="1"/>
-    <w:lsdException w:name="List Continue 3" w:semiHidden="1" w:unhideWhenUsed="1"/>
-    <w:lsdException w:name="List Continue 4" w:semiHidden="1" w:unhideWhenUsed="1"/>
-    <w:lsdException w:name="List Continue 5" w:semiHidden="1" w:unhideWhenUsed="1"/>
-    <w:lsdException w:name="Message Header" w:semiHidden="1" w:unhideWhenUsed="1"/>
-    <w:lsdException w:name="Subtitle" w:uiPriority="11" w:qFormat="1"/>
-    <w:lsdException w:name="Salutation" w:semiHidden="1" w:unhideWhenUsed="1"/>
-    <w:lsdException w:name="Date" w:semiHidden="1" w:unhideWhenUsed="1"/>
-    <w:lsdException w:name="Body Text First Indent" w:semiHidden="1" w:unhideWhenUsed="1"/>
-    <w:lsdException w:name="Body Text First Indent 2" w:semiHidden="1" w:unhideWhenUsed="1"/>
-    <w:lsdException w:name="Note Heading" w:semiHidden="1" w:unhideWhenUsed="1"/>
-    <w:lsdException w:name="Body Text 2" w:semiHidden="1" w:unhideWhenUsed="1"/>
-    <w:lsdException w:name="Body Text 3" w:semiHidden="1" w:unhideWhenUsed="1"/>
-    <w:lsdException w:name="Body Text Indent 2" w:semiHidden="1" w:unhideWhenUsed="1"/>
-    <w:lsdException w:name="Body Text Indent 3" w:semiHidden="1" w:unhideWhenUsed="1"/>
-    <w:lsdException w:name="Block Text" w:semiHidden="1" w:unhideWhenUsed="1"/>
-    <w:lsdException w:name="Hyperlink" w:semiHidden="1" w:unhideWhenUsed="1"/>
-    <w:lsdException w:name="FollowedHyperlink" w:semiHidden="1" w:unhideWhenUsed="1"/>
-    <w:lsdException w:name="Strong" w:uiPriority="22" w:qFormat="1"/>
-    <w:lsdException w:name="Emphasis" w:uiPriority="20" w:qFormat="1"/>
-    <w:lsdException w:name="Document Map" w:semiHidden="1" w:unhideWhenUsed="1"/>
-    <w:lsdException w:name="Plain Text" w:semiHidden="1" w:unhideWhenUsed="1"/>
-    <w:lsdException w:name="E-mail Signature" w:semiHidden="1" w:unhideWhenUsed="1"/>
-    <w:lsdException w:name="HTML Top of Form" w:semiHidden="1" w:unhideWhenUsed="1"/>
-    <w:lsdException w:name="HTML Bottom of Form" w:semiHidden="1" w:unhideWhenUsed="1"/>
-    <w:lsdException w:name="Normal (Web)" w:semiHidden="1" w:unhideWhenUsed="1"/>
-    <w:lsdException w:name="HTML Acronym" w:semiHidden="1" w:unhideWhenUsed="1"/>
-    <w:lsdException w:name="HTML Address" w:semiHidden="1" w:unhideWhenUsed="1"/>
-    <w:lsdException w:name="HTML Cite" w:semiHidden="1" w:unhideWhenUsed="1"/>
-    <w:lsdException w:name="HTML Code" w:semiHidden="1" w:unhideWhenUsed="1"/>
-    <w:lsdException w:name="HTML Definition" w:semiHidden="1" w:unhideWhenUsed="1"/>
-    <w:lsdException w:name="HTML Keyboard" w:semiHidden="1" w:unhideWhenUsed="1"/>
-    <w:lsdException w:name="HTML Preformatted" w:semiHidden="1" w:unhideWhenUsed="1"/>
-    <w:lsdException w:name="HTML Sample" w:semiHidden="1" w:unhideWhenUsed="1"/>
-    <w:lsdException w:name="HTML Typewriter" w:semiHidden="1" w:unhideWhenUsed="1"/>
-    <w:lsdException w:name="HTML Variable" w:semiHidden="1" w:unhideWhenUsed="1"/>
-    <w:lsdException w:name="Normal Table" w:semiHidden="1" w:unhideWhenUsed="1"/>
-    <w:lsdException w:name="annotation subject" w:semiHidden="1" w:unhideWhenUsed="1"/>
-    <w:lsdException w:name="No List" w:semiHidden="1" w:unhideWhenUsed="1"/>
-    <w:lsdException w:name="Outline List 1" w:semiHidden="1" w:unhideWhenUsed="1"/>
-    <w:lsdException w:name="Outline List 2" w:semiHidden="1" w:unhideWhenUsed="1"/>
-    <w:lsdException w:name="Outline List 3" w:semiHidden="1" w:unhideWhenUsed="1"/>
-    <w:lsdException w:name="Table Simple 1" w:semiHidden="1" w:unhideWhenUsed="1"/>
-    <w:lsdException w:name="Table Simple 2" w:semiHidden="1" w:unhideWhenUsed="1"/>
-    <w:lsdException w:name="Table Simple 3" w:semiHidden="1" w:unhideWhenUsed="1"/>
-    <w:lsdException w:name="Table Classic 1" w:semiHidden="1" w:unhideWhenUsed="1"/>
-    <w:lsdException w:name="Table Classic 2" w:semiHidden="1" w:unhideWhenUsed="1"/>
-    <w:lsdException w:name="Table Classic 3" w:semiHidden="1" w:unhideWhenUsed="1"/>
-    <w:lsdException w:name="Table Classic 4" w:semiHidden="1" w:unhideWhenUsed="1"/>
-    <w:lsdException w:name="Table Colorful 1" w:semiHidden="1" w:unhideWhenUsed="1"/>
-    <w:lsdException w:name="Table Colorful 2" w:semiHidden="1" w:unhideWhenUsed="1"/>
-    <w:lsdException w:name="Table Colorful 3" w:semiHidden="1" w:unhideWhenUsed="1"/>
-    <w:lsdException w:name="Table Columns 1" w:semiHidden="1" w:unhideWhenUsed="1"/>
-    <w:lsdException w:name="Table Columns 2" w:semiHidden="1" w:unhideWhenUsed="1"/>
-    <w:lsdException w:name="Table Columns 3" w:semiHidden="1" w:unhideWhenUsed="1"/>
-    <w:lsdException w:name="Table Columns 4" w:semiHidden="1" w:unhideWhenUsed="1"/>
-    <w:lsdException w:name="Table Columns 5" w:semiHidden="1" w:unhideWhenUsed="1"/>
-    <w:lsdException w:name="Table Grid 1" w:semiHidden="1" w:unhideWhenUsed="1"/>
-    <w:lsdException w:name="Table Grid 2" w:semiHidden="1" w:unhideWhenUsed="1"/>
-    <w:lsdException w:name="Table Grid 3" w:semiHidden="1" w:unhideWhenUsed="1"/>
-    <w:lsdException w:name="Table Grid 4" w:semiHidden="1" w:unhideWhenUsed="1"/>
-    <w:lsdException w:name="Table Grid 5" w:semiHidden="1" w:unhideWhenUsed="1"/>
-    <w:lsdException w:name="Table Grid 6" w:semiHidden="1" w:unhideWhenUsed="1"/>
-    <w:lsdException w:name="Table Grid 7" w:semiHidden="1" w:unhideWhenUsed="1"/>
-    <w:lsdException w:name="Table Grid 8" w:semiHidden="1" w:unhideWhenUsed="1"/>
-    <w:lsdException w:name="Table List 1" w:semiHidden="1" w:unhideWhenUsed="1"/>
-    <w:lsdException w:name="Table List 2" w:semiHidden="1" w:unhideWhenUsed="1"/>
-    <w:lsdException w:name="Table List 3" w:semiHidden="1" w:unhideWhenUsed="1"/>
-    <w:lsdException w:name="Table List 4" w:semiHidden="1" w:unhideWhenUsed="1"/>
-    <w:lsdException w:name="Table List 5" w:semiHidden="1" w:unhideWhenUsed="1"/>
-    <w:lsdException w:name="Table List 6" w:semiHidden="1" w:unhideWhenUsed="1"/>
-    <w:lsdException w:name="Table List 7" w:semiHidden="1" w:unhideWhenUsed="1"/>
-    <w:lsdException w:name="Table List 8" w:semiHidden="1" w:unhideWhenUsed="1"/>
-    <w:lsdException w:name="Table 3D effects 1" w:semiHidden="1" w:unhideWhenUsed="1"/>
-    <w:lsdException w:name="Table 3D effects 2" w:semiHidden="1" w:unhideWhenUsed="1"/>
-    <w:lsdException w:name="Table 3D effects 3" w:semiHidden="1" w:unhideWhenUsed="1"/>
-    <w:lsdException w:name="Table Contemporary" w:semiHidden="1" w:unhideWhenUsed="1"/>
-    <w:lsdException w:name="Table Elegant" w:semiHidden="1" w:unhideWhenUsed="1"/>
-    <w:lsdException w:name="Table Professional" w:semiHidden="1" w:unhideWhenUsed="1"/>
-    <w:lsdException w:name="Table Subtle 1" w:semiHidden="1" w:unhideWhenUsed="1"/>
-    <w:lsdException w:name="Table Subtle 2" w:semiHidden="1" w:unhideWhenUsed="1"/>
-    <w:lsdException w:name="Table Web 1" w:semiHidden="1" w:unhideWhenUsed="1"/>
-    <w:lsdException w:name="Table Web 2" w:semiHidden="1" w:unhideWhenUsed="1"/>
-    <w:lsdException w:name="Table Web 3" w:semiHidden="1" w:unhideWhenUsed="1"/>
-    <w:lsdException w:name="Balloon Text" w:semiHidden="1" w:unhideWhenUsed="1"/>
-    <w:lsdException w:name="Table Grid" w:uiPriority="39"/>
-    <w:lsdException w:name="Table Theme" w:semiHidden="1" w:unhideWhenUsed="1"/>
-    <w:lsdException w:name="Placeholder Text" w:semiHidden="1"/>
-    <w:lsdException w:name="No Spacing" w:uiPriority="1" w:qFormat="1"/>
-    <w:lsdException w:name="Light Shading" w:uiPriority="60"/>
-    <w:lsdException w:name="Light List" w:uiPriority="61"/>
-    <w:lsdException w:name="Light Grid" w:uiPriority="62"/>
-    <w:lsdException w:name="Medium Shading 1" w:uiPriority="63"/>
-    <w:lsdException w:name="Medium Shading 2" w:uiPriority="64"/>
-    <w:lsdException w:name="Medium List 1" w:uiPriority="65"/>
-    <w:lsdException w:name="Medium List 2" w:uiPriority="66"/>
-    <w:lsdException w:name="Medium Grid 1" w:uiPriority="67"/>
-    <w:lsdException w:name="Medium Grid 2" w:uiPriority="68"/>
-    <w:lsdException w:name="Medium Grid 3" w:uiPriority="69"/>
-    <w:lsdException w:name="Dark List" w:uiPriority="70"/>
-    <w:lsdException w:name="Colorful Shading" w:uiPriority="71"/>
-    <w:lsdException w:name="Colorful List" w:uiPriority="72"/>
-    <w:lsdException w:name="Colorful Grid" w:uiPriority="73"/>
-    <w:lsdException w:name="Light Shading Accent 1" w:uiPriority="60"/>
-    <w:lsdException w:name="Light List Accent 1" w:uiPriority="61"/>
-    <w:lsdException w:name="Light Grid Accent 1" w:uiPriority="62"/>
-    <w:lsdException w:name="Medium Shading 1 Accent 1" w:uiPriority="63"/>
-    <w:lsdException w:name="Medium Shading 2 Accent 1" w:uiPriority="64"/>
-    <w:lsdException w:name="Medium List 1 Accent 1" w:uiPriority="65"/>
-    <w:lsdException w:name="Revision" w:semiHidden="1"/>
-    <w:lsdException w:name="List Paragraph" w:uiPriority="34" w:qFormat="1"/>
-    <w:lsdException w:name="Quote" w:uiPriority="29" w:qFormat="1"/>
-    <w:lsdException w:name="Intense Quote" w:uiPriority="30" w:qFormat="1"/>
-    <w:lsdException w:name="Medium List 2 Accent 1" w:uiPriority="66"/>
-    <w:lsdException w:name="Medium Grid 1 Accent 1" w:uiPriority="67"/>
-    <w:lsdException w:name="Medium Grid 2 Accent 1" w:uiPriority="68"/>
-    <w:lsdException w:name="Medium Grid 3 Accent 1" w:uiPriority="69"/>
-    <w:lsdException w:name="Dark List Accent 1" w:uiPriority="70"/>
-    <w:lsdException w:name="Colorful Shading Accent 1" w:uiPriority="71"/>
-    <w:lsdException w:name="Colorful List Accent 1" w:uiPriority="72"/>
-    <w:lsdException w:name="Colorful Grid Accent 1" w:uiPriority="73"/>
-    <w:lsdException w:name="Light Shading Accent 2" w:uiPriority="60"/>
-    <w:lsdException w:name="Light List Accent 2" w:uiPriority="61"/>
-    <w:lsdException w:name="Light Grid Accent 2" w:uiPriority="62"/>
-    <w:lsdException w:name="Medium Shading 1 Accent 2" w:uiPriority="63"/>
-    <w:lsdException w:name="Medium Shading 2 Accent 2" w:uiPriority="64"/>
-    <w:lsdException w:name="Medium List 1 Accent 2" w:uiPriority="65"/>
-    <w:lsdException w:name="Medium List 2 Accent 2" w:uiPriority="66"/>
-    <w:lsdException w:name="Medium Grid 1 Accent 2" w:uiPriority="67"/>
-    <w:lsdException w:name="Medium Grid 2 Accent 2" w:uiPriority="68"/>
-    <w:lsdException w:name="Medium Grid 3 Accent 2" w:uiPriority="69"/>
-    <w:lsdException w:name="Dark List Accent 2" w:uiPriority="70"/>
-    <w:lsdException w:name="Colorful Shading Accent 2" w:uiPriority="71"/>
-    <w:lsdException w:name="Colorful List Accent 2" w:uiPriority="72"/>
-    <w:lsdException w:name="Colorful Grid Accent 2" w:uiPriority="73"/>
-    <w:lsdException w:name="Light Shading Accent 3" w:uiPriority="60"/>
-    <w:lsdException w:name="Light List Accent 3" w:uiPriority="61"/>
-    <w:lsdException w:name="Light Grid Accent 3" w:uiPriority="62"/>
-    <w:lsdException w:name="Medium Shading 1 Accent 3" w:uiPriority="63"/>
-    <w:lsdException w:name="Medium Shading 2 Accent 3" w:uiPriority="64"/>
-    <w:lsdException w:name="Medium List 1 Accent 3" w:uiPriority="65"/>
-    <w:lsdException w:name="Medium List 2 Accent 3" w:uiPriority="66"/>
-    <w:lsdException w:name="Medium Grid 1 Accent 3" w:uiPriority="67"/>
-    <w:lsdException w:name="Medium Grid 2 Accent 3" w:uiPriority="68"/>
-    <w:lsdException w:name="Medium Grid 3 Accent 3" w:uiPriority="69"/>
-    <w:lsdException w:name="Dark List Accent 3" w:uiPriority="70"/>
-    <w:lsdException w:name="Colorful Shading Accent 3" w:uiPriority="71"/>
-    <w:lsdException w:name="Colorful List Accent 3" w:uiPriority="72"/>
-    <w:lsdException w:name="Colorful Grid Accent 3" w:uiPriority="73"/>
-    <w:lsdException w:name="Light Shading Accent 4" w:uiPriority="60"/>
-    <w:lsdException w:name="Light List Accent 4" w:uiPriority="61"/>
-    <w:lsdException w:name="Light Grid Accent 4" w:uiPriority="62"/>
-    <w:lsdException w:name="Medium Shading 1 Accent 4" w:uiPriority="63"/>
-    <w:lsdException w:name="Medium Shading 2 Accent 4" w:uiPriority="64"/>
-    <w:lsdException w:name="Medium List 1 Accent 4" w:uiPriority="65"/>
-    <w:lsdException w:name="Medium List 2 Accent 4" w:uiPriority="66"/>
-    <w:lsdException w:name="Medium Grid 1 Accent 4" w:uiPriority="67"/>
-    <w:lsdException w:name="Medium Grid 2 Accent 4" w:uiPriority="68"/>
-    <w:lsdException w:name="Medium Grid 3 Accent 4" w:uiPriority="69"/>
-    <w:lsdException w:name="Dark List Accent 4" w:uiPriority="70"/>
-    <w:lsdException w:name="Colorful Shading Accent 4" w:uiPriority="71"/>
-    <w:lsdException w:name="Colorful List Accent 4" w:uiPriority="72"/>
-    <w:lsdException w:name="Colorful Grid Accent 4" w:uiPriority="73"/>
-    <w:lsdException w:name="Light Shading Accent 5" w:uiPriority="60"/>
-    <w:lsdException w:name="Light List Accent 5" w:uiPriority="61"/>
-    <w:lsdException w:name="Light Grid Accent 5" w:uiPriority="62"/>
-    <w:lsdException w:name="Medium Shading 1 Accent 5" w:uiPriority="63"/>
-    <w:lsdException w:name="Medium Shading 2 Accent 5" w:uiPriority="64"/>
-    <w:lsdException w:name="Medium List 1 Accent 5" w:uiPriority="65"/>
-    <w:lsdException w:name="Medium List 2 Accent 5" w:uiPriority="66"/>
-    <w:lsdException w:name="Medium Grid 1 Accent 5" w:uiPriority="67"/>
-    <w:lsdException w:name="Medium Grid 2 Accent 5" w:uiPriority="68"/>
-    <w:lsdException w:name="Medium Grid 3 Accent 5" w:uiPriority="69"/>
-    <w:lsdException w:name="Dark List Accent 5" w:uiPriority="70"/>
-    <w:lsdException w:name="Colorful Shading Accent 5" w:uiPriority="71"/>
-    <w:lsdException w:name="Colorful List Accent 5" w:uiPriority="72"/>
-    <w:lsdException w:name="Colorful Grid Accent 5" w:uiPriority="73"/>
-    <w:lsdException w:name="Light Shading Accent 6" w:uiPriority="60"/>
-    <w:lsdException w:name="Light List Accent 6" w:uiPriority="61"/>
-    <w:lsdException w:name="Light Grid Accent 6" w:uiPriority="62"/>
-    <w:lsdException w:name="Medium Shading 1 Accent 6" w:uiPriority="63"/>
-    <w:lsdException w:name="Medium Shading 2 Accent 6" w:uiPriority="64"/>
-    <w:lsdException w:name="Medium List 1 Accent 6" w:uiPriority="65"/>
-    <w:lsdException w:name="Medium List 2 Accent 6" w:uiPriority="66"/>
-    <w:lsdException w:name="Medium Grid 1 Accent 6" w:uiPriority="67"/>
-    <w:lsdException w:name="Medium Grid 2 Accent 6" w:uiPriority="68"/>
-    <w:lsdException w:name="Medium Grid 3 Accent 6" w:uiPriority="69"/>
-    <w:lsdException w:name="Dark List Accent 6" w:uiPriority="70"/>
-    <w:lsdException w:name="Colorful Shading Accent 6" w:uiPriority="71"/>
-    <w:lsdException w:name="Colorful List Accent 6" w:uiPriority="72"/>
-    <w:lsdException w:name="Colorful Grid Accent 6" w:uiPriority="73"/>
-    <w:lsdException w:name="Subtle Emphasis" w:uiPriority="19" w:qFormat="1"/>
-    <w:lsdException w:name="Intense Emphasis" w:uiPriority="21" w:qFormat="1"/>
-    <w:lsdException w:name="Subtle Reference" w:uiPriority="31" w:qFormat="1"/>
-    <w:lsdException w:name="Intense Reference" w:uiPriority="32" w:qFormat="1"/>
-    <w:lsdException w:name="Book Title" w:uiPriority="33" w:qFormat="1"/>
-    <w:lsdException w:name="Bibliography" w:semiHidden="1" w:uiPriority="37" w:unhideWhenUsed="1"/>
-    <w:lsdException w:name="TOC Heading" w:semiHidden="1" w:uiPriority="39" w:unhideWhenUsed="1" w:qFormat="1"/>
-    <w:lsdException w:name="Plain Table 1" w:uiPriority="41"/>
-    <w:lsdException w:name="Plain Table 2" w:uiPriority="42"/>
-    <w:lsdException w:name="Plain Table 3" w:uiPriority="43"/>
-    <w:lsdException w:name="Plain Table 4" w:uiPriority="44"/>
-    <w:lsdException w:name="Plain Table 5" w:uiPriority="45"/>
-    <w:lsdException w:name="Grid Table Light" w:uiPriority="40"/>
-    <w:lsdException w:name="Grid Table 1 Light" w:uiPriority="46"/>
-    <w:lsdException w:name="Grid Table 2" w:uiPriority="47"/>
-    <w:lsdException w:name="Grid Table 3" w:uiPriority="48"/>
-    <w:lsdException w:name="Grid Table 4" w:uiPriority="49"/>
-    <w:lsdException w:name="Grid Table 5 Dark" w:uiPriority="50"/>
-    <w:lsdException w:name="Grid Table 6 Colorful" w:uiPriority="51"/>
-    <w:lsdException w:name="Grid Table 7 Colorful" w:uiPriority="52"/>
-    <w:lsdException w:name="Grid Table 1 Light Accent 1" w:uiPriority="46"/>
-    <w:lsdException w:name="Grid Table 2 Accent 1" w:uiPriority="47"/>
-    <w:lsdException w:name="Grid Table 3 Accent 1" w:uiPriority="48"/>
-    <w:lsdException w:name="Grid Table 4 Accent 1" w:uiPriority="49"/>
-    <w:lsdException w:name="Grid Table 5 Dark Accent 1" w:uiPriority="50"/>
-    <w:lsdException w:name="Grid Table 6 Colorful Accent 1" w:uiPriority="51"/>
-    <w:lsdException w:name="Grid Table 7 Colorful Accent 1" w:uiPriority="52"/>
-    <w:lsdException w:name="Grid Table 1 Light Accent 2" w:uiPriority="46"/>
-    <w:lsdException w:name="Grid Table 2 Accent 2" w:uiPriority="47"/>
-    <w:lsdException w:name="Grid Table 3 Accent 2" w:uiPriority="48"/>
-    <w:lsdException w:name="Grid Table 4 Accent 2" w:uiPriority="49"/>
-    <w:lsdException w:name="Grid Table 5 Dark Accent 2" w:uiPriority="50"/>
-    <w:lsdException w:name="Grid Table 6 Colorful Accent 2" w:uiPriority="51"/>
-    <w:lsdException w:name="Grid Table 7 Colorful Accent 2" w:uiPriority="52"/>
-    <w:lsdException w:name="Grid Table 1 Light Accent 3" w:uiPriority="46"/>
-    <w:lsdException w:name="Grid Table 2 Accent 3" w:uiPriority="47"/>
-    <w:lsdException w:name="Grid Table 3 Accent 3" w:uiPriority="48"/>
-    <w:lsdException w:name="Grid Table 4 Accent 3" w:uiPriority="49"/>
-    <w:lsdException w:name="Grid Table 5 Dark Accent 3" w:uiPriority="50"/>
-    <w:lsdException w:name="Grid Table 6 Colorful Accent 3" w:uiPriority="51"/>
-    <w:lsdException w:name="Grid Table 7 Colorful Accent 3" w:uiPriority="52"/>
-    <w:lsdException w:name="Grid Table 1 Light Accent 4" w:uiPriority="46"/>
-    <w:lsdException w:name="Grid Table 2 Accent 4" w:uiPriority="47"/>
-    <w:lsdException w:name="Grid Table 3 Accent 4" w:uiPriority="48"/>
-    <w:lsdException w:name="Grid Table 4 Accent 4" w:uiPriority="49"/>
-    <w:lsdException w:name="Grid Table 5 Dark Accent 4" w:uiPriority="50"/>
-    <w:lsdException w:name="Grid Table 6 Colorful Accent 4" w:uiPriority="51"/>
-    <w:lsdException w:name="Grid Table 7 Colorful Accent 4" w:uiPriority="52"/>
-    <w:lsdException w:name="Grid Table 1 Light Accent 5" w:uiPriority="46"/>
-    <w:lsdException w:name="Grid Table 2 Accent 5" w:uiPriority="47"/>
-    <w:lsdException w:name="Grid Table 3 Accent 5" w:uiPriority="48"/>
-    <w:lsdException w:name="Grid Table 4 Accent 5" w:uiPriority="49"/>
-    <w:lsdException w:name="Grid Table 5 Dark Accent 5" w:uiPriority="50"/>
-    <w:lsdException w:name="Grid Table 6 Colorful Accent 5" w:uiPriority="51"/>
-    <w:lsdException w:name="Grid Table 7 Colorful Accent 5" w:uiPriority="52"/>
-    <w:lsdException w:name="Grid Table 1 Light Accent 6" w:uiPriority="46"/>
-    <w:lsdException w:name="Grid Table 2 Accent 6" w:uiPriority="47"/>
-    <w:lsdException w:name="Grid Table 3 Accent 6" w:uiPriority="48"/>
-    <w:lsdException w:name="Grid Table 4 Accent 6" w:uiPriority="49"/>
-    <w:lsdException w:name="Grid Table 5 Dark Accent 6" w:uiPriority="50"/>
-    <w:lsdException w:name="Grid Table 6 Colorful Accent 6" w:uiPriority="51"/>
-    <w:lsdException w:name="Grid Table 7 Colorful Accent 6" w:uiPriority="52"/>
-    <w:lsdException w:name="List Table 1 Light" w:uiPriority="46"/>
-    <w:lsdException w:name="List Table 2" w:uiPriority="47"/>
-    <w:lsdException w:name="List Table 3" w:uiPriority="48"/>
-    <w:lsdException w:name="List Table 4" w:uiPriority="49"/>
-    <w:lsdException w:name="List Table 5 Dark" w:uiPriority="50"/>
-    <w:lsdException w:name="List Table 6 Colorful" w:uiPriority="51"/>
-    <w:lsdException w:name="List Table 7 Colorful" w:uiPriority="52"/>
-    <w:lsdException w:name="List Table 1 Light Accent 1" w:uiPriority="46"/>
-    <w:lsdException w:name="List Table 2 Accent 1" w:uiPriority="47"/>
-    <w:lsdException w:name="List Table 3 Accent 1" w:uiPriority="48"/>
-    <w:lsdException w:name="List Table 4 Accent 1" w:uiPriority="49"/>
-    <w:lsdException w:name="List Table 5 Dark Accent 1" w:uiPriority="50"/>
-    <w:lsdException w:name="List Table 6 Colorful Accent 1" w:uiPriority="51"/>
-    <w:lsdException w:name="List Table 7 Colorful Accent 1" w:uiPriority="52"/>
-    <w:lsdException w:name="List Table 1 Light Accent 2" w:uiPriority="46"/>
-    <w:lsdException w:name="List Table 2 Accent 2" w:uiPriority="47"/>
-    <w:lsdException w:name="List Table 3 Accent 2" w:uiPriority="48"/>
-    <w:lsdException w:name="List Table 4 Accent 2" w:uiPriority="49"/>
-    <w:lsdException w:name="List Table 5 Dark Accent 2" w:uiPriority="50"/>
-    <w:lsdException w:name="List Table 6 Colorful Accent 2" w:uiPriority="51"/>
-    <w:lsdException w:name="List Table 7 Colorful Accent 2" w:uiPriority="52"/>
-    <w:lsdException w:name="List Table 1 Light Accent 3" w:uiPriority="46"/>
-    <w:lsdException w:name="List Table 2 Accent 3" w:uiPriority="47"/>
-    <w:lsdException w:name="List Table 3 Accent 3" w:uiPriority="48"/>
-    <w:lsdException w:name="List Table 4 Accent 3" w:uiPriority="49"/>
-    <w:lsdException w:name="List Table 5 Dark Accent 3" w:uiPriority="50"/>
-    <w:lsdException w:name="List Table 6 Colorful Accent 3" w:uiPriority="51"/>
-    <w:lsdException w:name="List Table 7 Colorful Accent 3" w:uiPriority="52"/>
-    <w:lsdException w:name="List Table 1 Light Accent 4" w:uiPriority="46"/>
-    <w:lsdException w:name="List Table 2 Accent 4" w:uiPriority="47"/>
-    <w:lsdException w:name="List Table 3 Accent 4" w:uiPriority="48"/>
-    <w:lsdException w:name="List Table 4 Accent 4" w:uiPriority="49"/>
-    <w:lsdException w:name="List Table 5 Dark Accent 4" w:uiPriority="50"/>
-    <w:lsdException w:name="List Table 6 Colorful Accent 4" w:uiPriority="51"/>
-    <w:lsdException w:name="List Table 7 Colorful Accent 4" w:uiPriority="52"/>
-    <w:lsdException w:name="List Table 1 Light Accent 5" w:uiPriority="46"/>
-    <w:lsdException w:name="List Table 2 Accent 5" w:uiPriority="47"/>
-    <w:lsdException w:name="List Table 3 Accent 5" w:uiPriority="48"/>
-    <w:lsdException w:name="List Table 4 Accent 5" w:uiPriority="49"/>
-    <w:lsdException w:name="List Table 5 Dark Accent 5" w:uiPriority="50"/>
-    <w:lsdException w:name="List Table 6 Colorful Accent 5" w:uiPriority="51"/>
-    <w:lsdException w:name="List Table 7 Colorful Accent 5" w:uiPriority="52"/>
-    <w:lsdException w:name="List Table 1 Light Accent 6" w:uiPriority="46"/>
-    <w:lsdException w:name="List Table 2 Accent 6" w:uiPriority="47"/>
-    <w:lsdException w:name="List Table 3 Accent 6" w:uiPriority="48"/>
-    <w:lsdException w:name="List Table 4 Accent 6" w:uiPriority="49"/>
-    <w:lsdException w:name="List Table 5 Dark Accent 6" w:uiPriority="50"/>
-    <w:lsdException w:name="List Table 6 Colorful Accent 6" w:uiPriority="51"/>
-    <w:lsdException w:name="List Table 7 Colorful Accent 6" w:uiPriority="52"/>
-    <w:lsdException w:name="Mention" w:semiHidden="1" w:unhideWhenUsed="1"/>
-    <w:lsdException w:name="Smart Hyperlink" w:semiHidden="1" w:unhideWhenUsed="1"/>
-    <w:lsdException w:name="Hashtag" w:semiHidden="1" w:unhideWhenUsed="1"/>
-    <w:lsdException w:name="Unresolved Mention" w:semiHidden="1" w:unhideWhenUsed="1"/>
-    <w:lsdException w:name="Smart Link" w:semiHidden="1" w:unhideWhenUsed="1"/>
+  <w:latentStyles w:count="260" w:defQFormat="0" w:defUnhideWhenUsed="1" w:defSemiHidden="1" w:defUIPriority="99" w:defLockedState="0">
+    <w:lsdException w:qFormat="1" w:unhideWhenUsed="0" w:uiPriority="0" w:semiHidden="0" w:name="Normal"/>
+    <w:lsdException w:qFormat="1" w:unhideWhenUsed="0" w:uiPriority="9" w:semiHidden="0" w:name="heading 1"/>
+    <w:lsdException w:qFormat="1" w:uiPriority="9" w:name="heading 2"/>
+    <w:lsdException w:qFormat="1" w:uiPriority="9" w:name="heading 3"/>
+    <w:lsdException w:qFormat="1" w:uiPriority="9" w:name="heading 4"/>
+    <w:lsdException w:qFormat="1" w:uiPriority="9" w:name="heading 5"/>
+    <w:lsdException w:qFormat="1" w:uiPriority="9" w:name="heading 6"/>
+    <w:lsdException w:qFormat="1" w:uiPriority="9" w:name="heading 7"/>
+    <w:lsdException w:qFormat="1" w:uiPriority="9" w:name="heading 8"/>
+    <w:lsdException w:qFormat="1" w:uiPriority="9" w:name="heading 9"/>
+    <w:lsdException w:uiPriority="99" w:name="index 1"/>
+    <w:lsdException w:uiPriority="99" w:name="index 2"/>
+    <w:lsdException w:uiPriority="99" w:name="index 3"/>
+    <w:lsdException w:uiPriority="99" w:name="index 4"/>
+    <w:lsdException w:uiPriority="99" w:name="index 5"/>
+    <w:lsdException w:uiPriority="99" w:name="index 6"/>
+    <w:lsdException w:uiPriority="99" w:name="index 7"/>
+    <w:lsdException w:uiPriority="99" w:name="index 8"/>
+    <w:lsdException w:uiPriority="99" w:name="index 9"/>
+    <w:lsdException w:uiPriority="39" w:name="toc 1"/>
+    <w:lsdException w:uiPriority="39" w:name="toc 2"/>
+    <w:lsdException w:uiPriority="39" w:name="toc 3"/>
+    <w:lsdException w:uiPriority="39" w:name="toc 4"/>
+    <w:lsdException w:uiPriority="39" w:name="toc 5"/>
+    <w:lsdException w:uiPriority="39" w:name="toc 6"/>
+    <w:lsdException w:uiPriority="39" w:name="toc 7"/>
+    <w:lsdException w:uiPriority="39" w:name="toc 8"/>
+    <w:lsdException w:uiPriority="39" w:name="toc 9"/>
+    <w:lsdException w:uiPriority="99" w:name="Normal Indent"/>
+    <w:lsdException w:uiPriority="99" w:name="footnote text"/>
+    <w:lsdException w:uiPriority="99" w:name="annotation text"/>
+    <w:lsdException w:uiPriority="99" w:name="header"/>
+    <w:lsdException w:uiPriority="99" w:name="footer"/>
+    <w:lsdException w:uiPriority="99" w:name="index heading"/>
+    <w:lsdException w:qFormat="1" w:uiPriority="35" w:name="caption"/>
+    <w:lsdException w:uiPriority="99" w:name="table of figures"/>
+    <w:lsdException w:uiPriority="99" w:name="envelope address"/>
+    <w:lsdException w:uiPriority="99" w:name="envelope return"/>
+    <w:lsdException w:uiPriority="99" w:name="footnote reference"/>
+    <w:lsdException w:uiPriority="99" w:name="annotation reference"/>
+    <w:lsdException w:uiPriority="99" w:name="line number"/>
+    <w:lsdException w:uiPriority="99" w:name="page number"/>
+    <w:lsdException w:uiPriority="99" w:name="endnote reference"/>
+    <w:lsdException w:uiPriority="99" w:name="endnote text"/>
+    <w:lsdException w:uiPriority="99" w:name="table of authorities"/>
+    <w:lsdException w:uiPriority="99" w:name="macro"/>
+    <w:lsdException w:uiPriority="99" w:name="toa heading"/>
+    <w:lsdException w:uiPriority="99" w:name="List"/>
+    <w:lsdException w:uiPriority="99" w:name="List Bullet"/>
+    <w:lsdException w:uiPriority="99" w:name="List Number"/>
+    <w:lsdException w:uiPriority="99" w:name="List 2"/>
+    <w:lsdException w:uiPriority="99" w:name="List 3"/>
+    <w:lsdException w:uiPriority="99" w:name="List 4"/>
+    <w:lsdException w:uiPriority="99" w:name="List 5"/>
+    <w:lsdException w:uiPriority="99" w:name="List Bullet 2"/>
+    <w:lsdException w:uiPriority="99" w:name="List Bullet 3"/>
+    <w:lsdException w:uiPriority="99" w:name="List Bullet 4"/>
+    <w:lsdException w:uiPriority="99" w:name="List Bullet 5"/>
+    <w:lsdException w:uiPriority="99" w:name="List Number 2"/>
+    <w:lsdException w:uiPriority="99" w:name="List Number 3"/>
+    <w:lsdException w:uiPriority="99" w:name="List Number 4"/>
+    <w:lsdException w:uiPriority="99" w:name="List Number 5"/>
+    <w:lsdException w:qFormat="1" w:unhideWhenUsed="0" w:uiPriority="10" w:semiHidden="0" w:name="Title"/>
+    <w:lsdException w:uiPriority="99" w:name="Closing"/>
+    <w:lsdException w:uiPriority="99" w:name="Signature"/>
+    <w:lsdException w:qFormat="1" w:uiPriority="1" w:name="Default Paragraph Font"/>
+    <w:lsdException w:uiPriority="99" w:name="Body Text"/>
+    <w:lsdException w:uiPriority="99" w:name="Body Text Indent"/>
+    <w:lsdException w:uiPriority="99" w:name="List Continue"/>
+    <w:lsdException w:uiPriority="99" w:name="List Continue 2"/>
+    <w:lsdException w:uiPriority="99" w:name="List Continue 3"/>
+    <w:lsdException w:uiPriority="99" w:name="List Continue 4"/>
+    <w:lsdException w:uiPriority="99" w:name="List Continue 5"/>
+    <w:lsdException w:uiPriority="99" w:name="Message Header"/>
+    <w:lsdException w:qFormat="1" w:unhideWhenUsed="0" w:uiPriority="11" w:semiHidden="0" w:name="Subtitle"/>
+    <w:lsdException w:uiPriority="99" w:name="Salutation"/>
+    <w:lsdException w:uiPriority="99" w:name="Date"/>
+    <w:lsdException w:uiPriority="99" w:name="Body Text First Indent"/>
+    <w:lsdException w:uiPriority="99" w:name="Body Text First Indent 2"/>
+    <w:lsdException w:uiPriority="99" w:name="Note Heading"/>
+    <w:lsdException w:uiPriority="99" w:name="Body Text 2"/>
+    <w:lsdException w:uiPriority="99" w:name="Body Text 3"/>
+    <w:lsdException w:uiPriority="99" w:name="Body Text Indent 2"/>
+    <w:lsdException w:uiPriority="99" w:name="Body Text Indent 3"/>
+    <w:lsdException w:uiPriority="99" w:name="Block Text"/>
+    <w:lsdException w:uiPriority="99" w:name="Hyperlink"/>
+    <w:lsdException w:uiPriority="99" w:name="FollowedHyperlink"/>
+    <w:lsdException w:qFormat="1" w:unhideWhenUsed="0" w:uiPriority="22" w:semiHidden="0" w:name="Strong"/>
+    <w:lsdException w:qFormat="1" w:unhideWhenUsed="0" w:uiPriority="20" w:semiHidden="0" w:name="Emphasis"/>
+    <w:lsdException w:uiPriority="99" w:name="Document Map"/>
+    <w:lsdException w:uiPriority="99" w:name="Plain Text"/>
+    <w:lsdException w:uiPriority="99" w:name="E-mail Signature"/>
+    <w:lsdException w:uiPriority="99" w:name="Normal (Web)"/>
+    <w:lsdException w:uiPriority="99" w:name="HTML Acronym"/>
+    <w:lsdException w:uiPriority="99" w:name="HTML Address"/>
+    <w:lsdException w:uiPriority="99" w:name="HTML Cite"/>
+    <w:lsdException w:uiPriority="99" w:name="HTML Code"/>
+    <w:lsdException w:uiPriority="99" w:name="HTML Definition"/>
+    <w:lsdException w:uiPriority="99" w:name="HTML Keyboard"/>
+    <w:lsdException w:uiPriority="99" w:name="HTML Preformatted"/>
+    <w:lsdException w:uiPriority="99" w:name="HTML Sample"/>
+    <w:lsdException w:uiPriority="99" w:name="HTML Typewriter"/>
+    <w:lsdException w:uiPriority="99" w:name="HTML Variable"/>
+    <w:lsdException w:qFormat="1" w:uiPriority="99" w:name="Normal Table"/>
+    <w:lsdException w:uiPriority="99" w:name="annotation subject"/>
+    <w:lsdException w:uiPriority="99" w:name="Table Simple 1"/>
+    <w:lsdException w:uiPriority="99" w:name="Table Simple 2"/>
+    <w:lsdException w:uiPriority="99" w:name="Table Simple 3"/>
+    <w:lsdException w:uiPriority="99" w:name="Table Classic 1"/>
+    <w:lsdException w:uiPriority="99" w:name="Table Classic 2"/>
+    <w:lsdException w:uiPriority="99" w:name="Table Classic 3"/>
+    <w:lsdException w:uiPriority="99" w:name="Table Classic 4"/>
+    <w:lsdException w:uiPriority="99" w:name="Table Colorful 1"/>
+    <w:lsdException w:uiPriority="99" w:name="Table Colorful 2"/>
+    <w:lsdException w:uiPriority="99" w:name="Table Colorful 3"/>
+    <w:lsdException w:uiPriority="99" w:name="Table Columns 1"/>
+    <w:lsdException w:uiPriority="99" w:name="Table Columns 2"/>
+    <w:lsdException w:uiPriority="99" w:name="Table Columns 3"/>
+    <w:lsdException w:uiPriority="99" w:name="Table Columns 4"/>
+    <w:lsdException w:uiPriority="99" w:name="Table Columns 5"/>
+    <w:lsdException w:uiPriority="99" w:name="Table Grid 1"/>
+    <w:lsdException w:uiPriority="99" w:name="Table Grid 2"/>
+    <w:lsdException w:uiPriority="99" w:name="Table Grid 3"/>
+    <w:lsdException w:uiPriority="99" w:name="Table Grid 4"/>
+    <w:lsdException w:uiPriority="99" w:name="Table Grid 5"/>
+    <w:lsdException w:uiPriority="99" w:name="Table Grid 6"/>
+    <w:lsdException w:uiPriority="99" w:name="Table Grid 7"/>
+    <w:lsdException w:uiPriority="99" w:name="Table Grid 8"/>
+    <w:lsdException w:uiPriority="99" w:name="Table List 1"/>
+    <w:lsdException w:uiPriority="99" w:name="Table List 2"/>
+    <w:lsdException w:uiPriority="99" w:name="Table List 3"/>
+    <w:lsdException w:uiPriority="99" w:name="Table List 4"/>
+    <w:lsdException w:uiPriority="99" w:name="Table List 5"/>
+    <w:lsdException w:uiPriority="99" w:name="Table List 6"/>
+    <w:lsdException w:uiPriority="99" w:name="Table List 7"/>
+    <w:lsdException w:uiPriority="99" w:name="Table List 8"/>
+    <w:lsdException w:uiPriority="99" w:name="Table 3D effects 1"/>
+    <w:lsdException w:uiPriority="99" w:name="Table 3D effects 2"/>
+    <w:lsdException w:uiPriority="99" w:name="Table 3D effects 3"/>
+    <w:lsdException w:uiPriority="99" w:name="Table Contemporary"/>
+    <w:lsdException w:uiPriority="99" w:name="Table Elegant"/>
+    <w:lsdException w:uiPriority="99" w:name="Table Professional"/>
+    <w:lsdException w:uiPriority="99" w:name="Table Subtle 1"/>
+    <w:lsdException w:uiPriority="99" w:name="Table Subtle 2"/>
+    <w:lsdException w:uiPriority="99" w:name="Table Web 1"/>
+    <w:lsdException w:uiPriority="99" w:name="Table Web 2"/>
+    <w:lsdException w:uiPriority="99" w:name="Table Web 3"/>
+    <w:lsdException w:uiPriority="99" w:name="Balloon Text"/>
+    <w:lsdException w:unhideWhenUsed="0" w:uiPriority="39" w:semiHidden="0" w:name="Table Grid"/>
+    <w:lsdException w:uiPriority="99" w:name="Table Theme"/>
+    <w:lsdException w:unhideWhenUsed="0" w:uiPriority="60" w:semiHidden="0" w:name="Light Shading"/>
+    <w:lsdException w:unhideWhenUsed="0" w:uiPriority="61" w:semiHidden="0" w:name="Light List"/>
+    <w:lsdException w:unhideWhenUsed="0" w:uiPriority="62" w:semiHidden="0" w:name="Light Grid"/>
+    <w:lsdException w:unhideWhenUsed="0" w:uiPriority="63" w:semiHidden="0" w:name="Medium Shading 1"/>
+    <w:lsdException w:unhideWhenUsed="0" w:uiPriority="64" w:semiHidden="0" w:name="Medium Shading 2"/>
+    <w:lsdException w:unhideWhenUsed="0" w:uiPriority="65" w:semiHidden="0" w:name="Medium List 1"/>
+    <w:lsdException w:unhideWhenUsed="0" w:uiPriority="66" w:semiHidden="0" w:name="Medium List 2"/>
+    <w:lsdException w:unhideWhenUsed="0" w:uiPriority="67" w:semiHidden="0" w:name="Medium Grid 1"/>
+    <w:lsdException w:unhideWhenUsed="0" w:uiPriority="68" w:semiHidden="0" w:name="Medium Grid 2"/>
+    <w:lsdException w:unhideWhenUsed="0" w:uiPriority="69" w:semiHidden="0" w:name="Medium Grid 3"/>
+    <w:lsdException w:unhideWhenUsed="0" w:uiPriority="70" w:semiHidden="0" w:name="Dark List"/>
+    <w:lsdException w:unhideWhenUsed="0" w:uiPriority="71" w:semiHidden="0" w:name="Colorful Shading"/>
+    <w:lsdException w:unhideWhenUsed="0" w:uiPriority="72" w:semiHidden="0" w:name="Colorful List"/>
+    <w:lsdException w:unhideWhenUsed="0" w:uiPriority="73" w:semiHidden="0" w:name="Colorful Grid"/>
+    <w:lsdException w:unhideWhenUsed="0" w:uiPriority="60" w:semiHidden="0" w:name="Light Shading Accent 1"/>
+    <w:lsdException w:unhideWhenUsed="0" w:uiPriority="61" w:semiHidden="0" w:name="Light List Accent 1"/>
+    <w:lsdException w:unhideWhenUsed="0" w:uiPriority="62" w:semiHidden="0" w:name="Light Grid Accent 1"/>
+    <w:lsdException w:unhideWhenUsed="0" w:uiPriority="63" w:semiHidden="0" w:name="Medium Shading 1 Accent 1"/>
+    <w:lsdException w:unhideWhenUsed="0" w:uiPriority="64" w:semiHidden="0" w:name="Medium Shading 2 Accent 1"/>
+    <w:lsdException w:unhideWhenUsed="0" w:uiPriority="65" w:semiHidden="0" w:name="Medium List 1 Accent 1"/>
+    <w:lsdException w:unhideWhenUsed="0" w:uiPriority="66" w:semiHidden="0" w:name="Medium List 2 Accent 1"/>
+    <w:lsdException w:unhideWhenUsed="0" w:uiPriority="67" w:semiHidden="0" w:name="Medium Grid 1 Accent 1"/>
+    <w:lsdException w:unhideWhenUsed="0" w:uiPriority="68" w:semiHidden="0" w:name="Medium Grid 2 Accent 1"/>
+    <w:lsdException w:unhideWhenUsed="0" w:uiPriority="69" w:semiHidden="0" w:name="Medium Grid 3 Accent 1"/>
+    <w:lsdException w:unhideWhenUsed="0" w:uiPriority="70" w:semiHidden="0" w:name="Dark List Accent 1"/>
+    <w:lsdException w:unhideWhenUsed="0" w:uiPriority="71" w:semiHidden="0" w:name="Colorful Shading Accent 1"/>
+    <w:lsdException w:unhideWhenUsed="0" w:uiPriority="72" w:semiHidden="0" w:name="Colorful List Accent 1"/>
+    <w:lsdException w:unhideWhenUsed="0" w:uiPriority="73" w:semiHidden="0" w:name="Colorful Grid Accent 1"/>
+    <w:lsdException w:unhideWhenUsed="0" w:uiPriority="60" w:semiHidden="0" w:name="Light Shading Accent 2"/>
+    <w:lsdException w:unhideWhenUsed="0" w:uiPriority="61" w:semiHidden="0" w:name="Light List Accent 2"/>
+    <w:lsdException w:unhideWhenUsed="0" w:uiPriority="62" w:semiHidden="0" w:name="Light Grid Accent 2"/>
+    <w:lsdException w:unhideWhenUsed="0" w:uiPriority="63" w:semiHidden="0" w:name="Medium Shading 1 Accent 2"/>
+    <w:lsdException w:unhideWhenUsed="0" w:uiPriority="64" w:semiHidden="0" w:name="Medium Shading 2 Accent 2"/>
+    <w:lsdException w:unhideWhenUsed="0" w:uiPriority="65" w:semiHidden="0" w:name="Medium List 1 Accent 2"/>
+    <w:lsdException w:unhideWhenUsed="0" w:uiPriority="66" w:semiHidden="0" w:name="Medium List 2 Accent 2"/>
+    <w:lsdException w:unhideWhenUsed="0" w:uiPriority="67" w:semiHidden="0" w:name="Medium Grid 1 Accent 2"/>
+    <w:lsdException w:unhideWhenUsed="0" w:uiPriority="68" w:semiHidden="0" w:name="Medium Grid 2 Accent 2"/>
+    <w:lsdException w:unhideWhenUsed="0" w:uiPriority="69" w:semiHidden="0" w:name="Medium Grid 3 Accent 2"/>
+    <w:lsdException w:unhideWhenUsed="0" w:uiPriority="70" w:semiHidden="0" w:name="Dark List Accent 2"/>
+    <w:lsdException w:unhideWhenUsed="0" w:uiPriority="71" w:semiHidden="0" w:name="Colorful Shading Accent 2"/>
+    <w:lsdException w:unhideWhenUsed="0" w:uiPriority="72" w:semiHidden="0" w:name="Colorful List Accent 2"/>
+    <w:lsdException w:unhideWhenUsed="0" w:uiPriority="73" w:semiHidden="0" w:name="Colorful Grid Accent 2"/>
+    <w:lsdException w:unhideWhenUsed="0" w:uiPriority="60" w:semiHidden="0" w:name="Light Shading Accent 3"/>
+    <w:lsdException w:unhideWhenUsed="0" w:uiPriority="61" w:semiHidden="0" w:name="Light List Accent 3"/>
+    <w:lsdException w:unhideWhenUsed="0" w:uiPriority="62" w:semiHidden="0" w:name="Light Grid Accent 3"/>
+    <w:lsdException w:unhideWhenUsed="0" w:uiPriority="63" w:semiHidden="0" w:name="Medium Shading 1 Accent 3"/>
+    <w:lsdException w:unhideWhenUsed="0" w:uiPriority="64" w:semiHidden="0" w:name="Medium Shading 2 Accent 3"/>
+    <w:lsdException w:unhideWhenUsed="0" w:uiPriority="65" w:semiHidden="0" w:name="Medium List 1 Accent 3"/>
+    <w:lsdException w:unhideWhenUsed="0" w:uiPriority="66" w:semiHidden="0" w:name="Medium List 2 Accent 3"/>
+    <w:lsdException w:unhideWhenUsed="0" w:uiPriority="67" w:semiHidden="0" w:name="Medium Grid 1 Accent 3"/>
+    <w:lsdException w:unhideWhenUsed="0" w:uiPriority="68" w:semiHidden="0" w:name="Medium Grid 2 Accent 3"/>
+    <w:lsdException w:unhideWhenUsed="0" w:uiPriority="69" w:semiHidden="0" w:name="Medium Grid 3 Accent 3"/>
+    <w:lsdException w:unhideWhenUsed="0" w:uiPriority="70" w:semiHidden="0" w:name="Dark List Accent 3"/>
+    <w:lsdException w:unhideWhenUsed="0" w:uiPriority="71" w:semiHidden="0" w:name="Colorful Shading Accent 3"/>
+    <w:lsdException w:unhideWhenUsed="0" w:uiPriority="72" w:semiHidden="0" w:name="Colorful List Accent 3"/>
+    <w:lsdException w:unhideWhenUsed="0" w:uiPriority="73" w:semiHidden="0" w:name="Colorful Grid Accent 3"/>
+    <w:lsdException w:unhideWhenUsed="0" w:uiPriority="60" w:semiHidden="0" w:name="Light Shading Accent 4"/>
+    <w:lsdException w:unhideWhenUsed="0" w:uiPriority="61" w:semiHidden="0" w:name="Light List Accent 4"/>
+    <w:lsdException w:unhideWhenUsed="0" w:uiPriority="62" w:semiHidden="0" w:name="Light Grid Accent 4"/>
+    <w:lsdException w:unhideWhenUsed="0" w:uiPriority="63" w:semiHidden="0" w:name="Medium Shading 1 Accent 4"/>
+    <w:lsdException w:unhideWhenUsed="0" w:uiPriority="64" w:semiHidden="0" w:name="Medium Shading 2 Accent 4"/>
+    <w:lsdException w:unhideWhenUsed="0" w:uiPriority="65" w:semiHidden="0" w:name="Medium List 1 Accent 4"/>
+    <w:lsdException w:unhideWhenUsed="0" w:uiPriority="66" w:semiHidden="0" w:name="Medium List 2 Accent 4"/>
+    <w:lsdException w:unhideWhenUsed="0" w:uiPriority="67" w:semiHidden="0" w:name="Medium Grid 1 Accent 4"/>
+    <w:lsdException w:unhideWhenUsed="0" w:uiPriority="68" w:semiHidden="0" w:name="Medium Grid 2 Accent 4"/>
+    <w:lsdException w:unhideWhenUsed="0" w:uiPriority="69" w:semiHidden="0" w:name="Medium Grid 3 Accent 4"/>
+    <w:lsdException w:unhideWhenUsed="0" w:uiPriority="70" w:semiHidden="0" w:name="Dark List Accent 4"/>
+    <w:lsdException w:unhideWhenUsed="0" w:uiPriority="71" w:semiHidden="0" w:name="Colorful Shading Accent 4"/>
+    <w:lsdException w:unhideWhenUsed="0" w:uiPriority="72" w:semiHidden="0" w:name="Colorful List Accent 4"/>
+    <w:lsdException w:unhideWhenUsed="0" w:uiPriority="73" w:semiHidden="0" w:name="Colorful Grid Accent 4"/>
+    <w:lsdException w:unhideWhenUsed="0" w:uiPriority="60" w:semiHidden="0" w:name="Light Shading Accent 5"/>
+    <w:lsdException w:unhideWhenUsed="0" w:uiPriority="61" w:semiHidden="0" w:name="Light List Accent 5"/>
+    <w:lsdException w:unhideWhenUsed="0" w:uiPriority="62" w:semiHidden="0" w:name="Light Grid Accent 5"/>
+    <w:lsdException w:unhideWhenUsed="0" w:uiPriority="63" w:semiHidden="0" w:name="Medium Shading 1 Accent 5"/>
+    <w:lsdException w:unhideWhenUsed="0" w:uiPriority="64" w:semiHidden="0" w:name="Medium Shading 2 Accent 5"/>
+    <w:lsdException w:unhideWhenUsed="0" w:uiPriority="65" w:semiHidden="0" w:name="Medium List 1 Accent 5"/>
+    <w:lsdException w:unhideWhenUsed="0" w:uiPriority="66" w:semiHidden="0" w:name="Medium List 2 Accent 5"/>
+    <w:lsdException w:unhideWhenUsed="0" w:uiPriority="67" w:semiHidden="0" w:name="Medium Grid 1 Accent 5"/>
+    <w:lsdException w:unhideWhenUsed="0" w:uiPriority="68" w:semiHidden="0" w:name="Medium Grid 2 Accent 5"/>
+    <w:lsdException w:unhideWhenUsed="0" w:uiPriority="69" w:semiHidden="0" w:name="Medium Grid 3 Accent 5"/>
+    <w:lsdException w:unhideWhenUsed="0" w:uiPriority="70" w:semiHidden="0" w:name="Dark List Accent 5"/>
+    <w:lsdException w:unhideWhenUsed="0" w:uiPriority="71" w:semiHidden="0" w:name="Colorful Shading Accent 5"/>
+    <w:lsdException w:unhideWhenUsed="0" w:uiPriority="72" w:semiHidden="0" w:name="Colorful List Accent 5"/>
+    <w:lsdException w:unhideWhenUsed="0" w:uiPriority="73" w:semiHidden="0" w:name="Colorful Grid Accent 5"/>
+    <w:lsdException w:unhideWhenUsed="0" w:uiPriority="60" w:semiHidden="0" w:name="Light Shading Accent 6"/>
+    <w:lsdException w:unhideWhenUsed="0" w:uiPriority="61" w:semiHidden="0" w:name="Light List Accent 6"/>
+    <w:lsdException w:unhideWhenUsed="0" w:uiPriority="62" w:semiHidden="0" w:name="Light Grid Accent 6"/>
+    <w:lsdException w:unhideWhenUsed="0" w:uiPriority="63" w:semiHidden="0" w:name="Medium Shading 1 Accent 6"/>
+    <w:lsdException w:unhideWhenUsed="0" w:uiPriority="64" w:semiHidden="0" w:name="Medium Shading 2 Accent 6"/>
+    <w:lsdException w:unhideWhenUsed="0" w:uiPriority="65" w:semiHidden="0" w:name="Medium List 1 Accent 6"/>
+    <w:lsdException w:unhideWhenUsed="0" w:uiPriority="66" w:semiHidden="0" w:name="Medium List 2 Accent 6"/>
+    <w:lsdException w:unhideWhenUsed="0" w:uiPriority="67" w:semiHidden="0" w:name="Medium Grid 1 Accent 6"/>
+    <w:lsdException w:unhideWhenUsed="0" w:uiPriority="68" w:semiHidden="0" w:name="Medium Grid 2 Accent 6"/>
+    <w:lsdException w:unhideWhenUsed="0" w:uiPriority="69" w:semiHidden="0" w:name="Medium Grid 3 Accent 6"/>
+    <w:lsdException w:unhideWhenUsed="0" w:uiPriority="70" w:semiHidden="0" w:name="Dark List Accent 6"/>
+    <w:lsdException w:unhideWhenUsed="0" w:uiPriority="71" w:semiHidden="0" w:name="Colorful Shading Accent 6"/>
+    <w:lsdException w:unhideWhenUsed="0" w:uiPriority="72" w:semiHidden="0" w:name="Colorful List Accent 6"/>
+    <w:lsdException w:unhideWhenUsed="0" w:uiPriority="73" w:semiHidden="0" w:name="Colorful Grid Accent 6"/>
   </w:latentStyles>
-  <w:style w:type="paragraph" w:default="1" w:styleId="a">
+  <w:style w:type="paragraph" w:default="1" w:styleId="1">
     <w:name w:val="Normal"/>
     <w:qFormat/>
+    <w:uiPriority w:val="0"/>
     <w:pPr>
       <w:widowControl w:val="0"/>
       <w:jc w:val="both"/>
     </w:pPr>
+    <w:rPr>
+      <w:rFonts w:asciiTheme="minorHAnsi" w:hAnsiTheme="minorHAnsi" w:eastAsiaTheme="minorEastAsia" w:cstheme="minorBidi"/>
+      <w:kern w:val="2"/>
+      <w:sz w:val="21"/>
+      <w:szCs w:val="22"/>
+      <w:lang w:val="en-US" w:eastAsia="zh-CN" w:bidi="ar-SA"/>
+      <w14:ligatures w14:val="standardContextual"/>
+    </w:rPr>
   </w:style>
-  <w:style w:type="character" w:default="1" w:styleId="a0">
+  <w:style w:type="character" w:default="1" w:styleId="3">
     <w:name w:val="Default Paragraph Font"/>
-    <w:uiPriority w:val="1"/>
     <w:semiHidden/>
     <w:unhideWhenUsed/>
+    <w:qFormat/>
+    <w:uiPriority w:val="1"/>
   </w:style>
-  <w:style w:type="table" w:default="1" w:styleId="a1">
+  <w:style w:type="table" w:default="1" w:styleId="2">
     <w:name w:val="Normal Table"/>
-    <w:uiPriority w:val="99"/>
     <w:semiHidden/>
     <w:unhideWhenUsed/>
+    <w:qFormat/>
+    <w:uiPriority w:val="99"/>
     <w:tblPr>
-      <w:tblInd w:w="0" w:type="dxa"/>
       <w:tblCellMar>
         <w:top w:w="0" w:type="dxa"/>
         <w:left w:w="108" w:type="dxa"/>
@@ -1924,12 +1826,6 @@
         <w:right w:w="108" w:type="dxa"/>
       </w:tblCellMar>
     </w:tblPr>
-  </w:style>
-  <w:style w:type="numbering" w:default="1" w:styleId="a2">
-    <w:name w:val="No List"/>
-    <w:uiPriority w:val="99"/>
-    <w:semiHidden/>
-    <w:unhideWhenUsed/>
   </w:style>
 </w:styles>
 </file>
@@ -1977,7 +1873,7 @@
     </a:clrScheme>
     <a:fontScheme name="Office">
       <a:majorFont>
-        <a:latin typeface="等线 Light" panose="020F0302020204030204"/>
+        <a:latin typeface="等线 Light"/>
         <a:ea typeface=""/>
         <a:cs typeface=""/>
         <a:font script="Jpan" typeface="游ゴシック Light"/>
@@ -2010,26 +1906,9 @@
         <a:font script="Viet" typeface="Times New Roman"/>
         <a:font script="Uigh" typeface="Microsoft Uighur"/>
         <a:font script="Geor" typeface="Sylfaen"/>
-        <a:font script="Armn" typeface="Arial"/>
-        <a:font script="Bugi" typeface="Leelawadee UI"/>
-        <a:font script="Bopo" typeface="Microsoft JhengHei"/>
-        <a:font script="Java" typeface="Javanese Text"/>
-        <a:font script="Lisu" typeface="Segoe UI"/>
-        <a:font script="Mymr" typeface="Myanmar Text"/>
-        <a:font script="Nkoo" typeface="Ebrima"/>
-        <a:font script="Olck" typeface="Nirmala UI"/>
-        <a:font script="Osma" typeface="Ebrima"/>
-        <a:font script="Phag" typeface="Phagspa"/>
-        <a:font script="Syrn" typeface="Estrangelo Edessa"/>
-        <a:font script="Syrj" typeface="Estrangelo Edessa"/>
-        <a:font script="Syre" typeface="Estrangelo Edessa"/>
-        <a:font script="Sora" typeface="Nirmala UI"/>
-        <a:font script="Tale" typeface="Microsoft Tai Le"/>
-        <a:font script="Talu" typeface="Microsoft New Tai Lue"/>
-        <a:font script="Tfng" typeface="Ebrima"/>
       </a:majorFont>
       <a:minorFont>
-        <a:latin typeface="等线" panose="020F0502020204030204"/>
+        <a:latin typeface="等线"/>
         <a:ea typeface=""/>
         <a:cs typeface=""/>
         <a:font script="Jpan" typeface="游明朝"/>
@@ -2062,23 +1941,6 @@
         <a:font script="Viet" typeface="Arial"/>
         <a:font script="Uigh" typeface="Microsoft Uighur"/>
         <a:font script="Geor" typeface="Sylfaen"/>
-        <a:font script="Armn" typeface="Arial"/>
-        <a:font script="Bugi" typeface="Leelawadee UI"/>
-        <a:font script="Bopo" typeface="Microsoft JhengHei"/>
-        <a:font script="Java" typeface="Javanese Text"/>
-        <a:font script="Lisu" typeface="Segoe UI"/>
-        <a:font script="Mymr" typeface="Myanmar Text"/>
-        <a:font script="Nkoo" typeface="Ebrima"/>
-        <a:font script="Olck" typeface="Nirmala UI"/>
-        <a:font script="Osma" typeface="Ebrima"/>
-        <a:font script="Phag" typeface="Phagspa"/>
-        <a:font script="Syrn" typeface="Estrangelo Edessa"/>
-        <a:font script="Syrj" typeface="Estrangelo Edessa"/>
-        <a:font script="Syre" typeface="Estrangelo Edessa"/>
-        <a:font script="Sora" typeface="Nirmala UI"/>
-        <a:font script="Tale" typeface="Microsoft Tai Le"/>
-        <a:font script="Talu" typeface="Microsoft New Tai Lue"/>
-        <a:font script="Tfng" typeface="Ebrima"/>
       </a:minorFont>
     </a:fontScheme>
     <a:fmtScheme name="Office">
@@ -2220,11 +2082,5 @@
     </a:fmtScheme>
   </a:themeElements>
   <a:objectDefaults/>
-  <a:extraClrSchemeLst/>
-  <a:extLst>
-    <a:ext uri="{05A4C25C-085E-4340-85A3-A5531E510DB2}">
-      <thm15:themeFamily xmlns:thm15="http://schemas.microsoft.com/office/thememl/2012/main" name="Office Theme" id="{62F939B6-93AF-4DB8-9C6B-D6C7DFDC589F}" vid="{4A3C46E8-61CC-4603-A589-7422A47A8E4A}"/>
-    </a:ext>
-  </a:extLst>
 </a:theme>
 </file>